--- a/svoyo-delo/대본/5부/10화_Komanda.docx
+++ b/svoyo-delo/대본/5부/10화_Komanda.docx
@@ -491,7 +491,7 @@
         <w:t xml:space="preserve"> </w:t>
       </w:r>
       <w:r>
-        <w:t xml:space="preserve">- 규칙: 지문 없음. 전 화 100% 「화자명: 대사」. 1턴 18단어 이내 + 긴 턴 10~15회(30~55단어). 문법 초점(B2+): 서수 열거(Правило первое… второе), 시간 표현(с десяти до двенадцати по Москве; по-новосибирски), 무인칭(не прописано), 대조(не со зла — от спешки).</w:t>
+        <w:t xml:space="preserve">- 규칙: 지문 없음. 전 화 100% 「화자명: 대사」. 1턴 24단어 이내 + 긴 턴 10~15회(35~60단어). 문법 초점(B2+): 서수 열거(Правило первое… второе), 시간 표현(с десяти до двенадцати по Москве; по-новосибирски), 무인칭(не прописано), 대조(не со зла — от спешки).</w:t>
       </w:r>
       <w:r>
         <w:t xml:space="preserve"> </w:t>
@@ -955,119 +955,119 @@
         <w:pStyle w:val="FirstParagraph"/>
       </w:pPr>
       <w:r>
-        <w:t xml:space="preserve">IRINA: Алексей? Вы рано. Что вы делаете у двери? На стуле?</w:t>
-      </w:r>
-    </w:p>
-    <w:p>
-      <w:pPr>
-        <w:pStyle w:val="BodyText"/>
-      </w:pPr>
-      <w:r>
-        <w:t xml:space="preserve">ALEKSEY: Пишу. Бабушкиной ручкой. Третью строчку. Она сказала: «Утром. Когда посмотришь».</w:t>
-      </w:r>
-    </w:p>
-    <w:p>
-      <w:pPr>
-        <w:pStyle w:val="BodyText"/>
-      </w:pPr>
-      <w:r>
-        <w:t xml:space="preserve">IRINA: «Себе — тоже». Мелко. Под «Не навреди». Ровно получилось.</w:t>
-      </w:r>
-    </w:p>
-    <w:p>
-      <w:pPr>
-        <w:pStyle w:val="BodyText"/>
-      </w:pPr>
-      <w:r>
-        <w:t xml:space="preserve">ALEKSEY: Ровно? Картонка же всегда криво висит.</w:t>
-      </w:r>
-    </w:p>
-    <w:p>
-      <w:pPr>
-        <w:pStyle w:val="BodyText"/>
-      </w:pPr>
-      <w:r>
-        <w:t xml:space="preserve">IRINA: Картонка — криво. А строчка — ровно. Это хорошо. Так и оставим.</w:t>
-      </w:r>
-    </w:p>
-    <w:p>
-      <w:pPr>
-        <w:pStyle w:val="BodyText"/>
-      </w:pPr>
-      <w:r>
-        <w:t xml:space="preserve">KIRILL: Восемь ноль-ноль. Общий созвон. Подключаю. Двадцать… сорок… пятьдесят шесть. Четверо не подключились.</w:t>
-      </w:r>
-    </w:p>
-    <w:p>
-      <w:pPr>
-        <w:pStyle w:val="BodyText"/>
-      </w:pPr>
-      <w:r>
-        <w:t xml:space="preserve">ALEKSEY: Пятьдесят шесть квадратиков. Половина — с выключенными камерами.</w:t>
-      </w:r>
-    </w:p>
-    <w:p>
-      <w:pPr>
-        <w:pStyle w:val="BodyText"/>
-      </w:pPr>
-      <w:r>
-        <w:t xml:space="preserve">DIMA: Владивосток зависает. Новосибирск — ночная смена спит. Казань — в машине. Петербург — на встрече.</w:t>
-      </w:r>
-    </w:p>
-    <w:p>
-      <w:pPr>
-        <w:pStyle w:val="BodyText"/>
-      </w:pPr>
-      <w:r>
-        <w:t xml:space="preserve">ALEKSEY: Доброе утро всем. Я хотел сказать о пяти городах. И о том, что мы…</w:t>
-      </w:r>
-    </w:p>
-    <w:p>
-      <w:pPr>
-        <w:pStyle w:val="BodyText"/>
-      </w:pPr>
-      <w:r>
-        <w:t xml:space="preserve">ANTON: Алексей Николаевич, вас не слышно. Это Антон, Владивосток. У нас сейчас три часа дня. Повторите?</w:t>
-      </w:r>
-    </w:p>
-    <w:p>
-      <w:pPr>
-        <w:pStyle w:val="BodyText"/>
-      </w:pPr>
-      <w:r>
-        <w:t xml:space="preserve">ALEKSEY: Антон, слышите теперь? Я говорю: пять городов…</w:t>
-      </w:r>
-    </w:p>
-    <w:p>
-      <w:pPr>
-        <w:pStyle w:val="BodyText"/>
-      </w:pPr>
-      <w:r>
-        <w:t xml:space="preserve">ANTON: Теперь слышу. Но вы замёрзли. В кадре. С открытым ртом.</w:t>
-      </w:r>
-    </w:p>
-    <w:p>
-      <w:pPr>
-        <w:pStyle w:val="BodyText"/>
-      </w:pPr>
-      <w:r>
-        <w:t xml:space="preserve">OLGA: Это я. Я тоже не слышу. Но я сижу в соседней комнате. Можно я просто зайду?</w:t>
-      </w:r>
-    </w:p>
-    <w:p>
-      <w:pPr>
-        <w:pStyle w:val="BodyText"/>
-      </w:pPr>
-      <w:r>
-        <w:t xml:space="preserve">IRINA: Шестьдесят человек. Двадцать из них я ни разу не видела вживую. А я плачу им зарплату.</w:t>
-      </w:r>
-    </w:p>
-    <w:p>
-      <w:pPr>
-        <w:pStyle w:val="BodyText"/>
-      </w:pPr>
-      <w:r>
-        <w:t xml:space="preserve">ALEKSEY: Двадцать минут на созвон. Я сказал три предложения. Это провал, да?</w:t>
+        <w:t xml:space="preserve">IRINA: Алексей? Вы сегодня рано. А что вы делаете у двери, да ещё и стоя на стуле?</w:t>
+      </w:r>
+    </w:p>
+    <w:p>
+      <w:pPr>
+        <w:pStyle w:val="BodyText"/>
+      </w:pPr>
+      <w:r>
+        <w:t xml:space="preserve">ALEKSEY: Пишу бабушкиной ручкой третью строчку. Она сказала: «Утром, когда посмотришь на неё».</w:t>
+      </w:r>
+    </w:p>
+    <w:p>
+      <w:pPr>
+        <w:pStyle w:val="BodyText"/>
+      </w:pPr>
+      <w:r>
+        <w:t xml:space="preserve">IRINA: «Себе — тоже», мелко, под «Не навреди». И получилось ровно, между прочим.</w:t>
+      </w:r>
+    </w:p>
+    <w:p>
+      <w:pPr>
+        <w:pStyle w:val="BodyText"/>
+      </w:pPr>
+      <w:r>
+        <w:t xml:space="preserve">ALEKSEY: Ровно? Но картонка же у нас всегда висит криво.</w:t>
+      </w:r>
+    </w:p>
+    <w:p>
+      <w:pPr>
+        <w:pStyle w:val="BodyText"/>
+      </w:pPr>
+      <w:r>
+        <w:t xml:space="preserve">IRINA: Картонка висит криво, а строчка написана ровно. Это хорошо, так и оставим.</w:t>
+      </w:r>
+    </w:p>
+    <w:p>
+      <w:pPr>
+        <w:pStyle w:val="BodyText"/>
+      </w:pPr>
+      <w:r>
+        <w:t xml:space="preserve">KIRILL: Восемь ноль-ноль, общий созвон, я подключаю всех. Двадцать… сорок… пятьдесят шесть. Четверо так и не подключились.</w:t>
+      </w:r>
+    </w:p>
+    <w:p>
+      <w:pPr>
+        <w:pStyle w:val="BodyText"/>
+      </w:pPr>
+      <w:r>
+        <w:t xml:space="preserve">ALEKSEY: Пятьдесят шесть квадратиков на экране, и у половины из них выключены камеры.</w:t>
+      </w:r>
+    </w:p>
+    <w:p>
+      <w:pPr>
+        <w:pStyle w:val="BodyText"/>
+      </w:pPr>
+      <w:r>
+        <w:t xml:space="preserve">DIMA: Владивосток зависает, ночная смена в Новосибирске спит, Казань едет в машине, а Петербург на встрече.</w:t>
+      </w:r>
+    </w:p>
+    <w:p>
+      <w:pPr>
+        <w:pStyle w:val="BodyText"/>
+      </w:pPr>
+      <w:r>
+        <w:t xml:space="preserve">ALEKSEY: Доброе утро всем. Я хотел сказать о пяти городах и о том, что мы…</w:t>
+      </w:r>
+    </w:p>
+    <w:p>
+      <w:pPr>
+        <w:pStyle w:val="BodyText"/>
+      </w:pPr>
+      <w:r>
+        <w:t xml:space="preserve">ANTON: Алексей Николаевич, вас не слышно. Это Антон из Владивостока, у нас сейчас три часа дня. Можете повторить?</w:t>
+      </w:r>
+    </w:p>
+    <w:p>
+      <w:pPr>
+        <w:pStyle w:val="BodyText"/>
+      </w:pPr>
+      <w:r>
+        <w:t xml:space="preserve">ALEKSEY: Антон, а теперь слышите? Я говорю, что у нас пять городов…</w:t>
+      </w:r>
+    </w:p>
+    <w:p>
+      <w:pPr>
+        <w:pStyle w:val="BodyText"/>
+      </w:pPr>
+      <w:r>
+        <w:t xml:space="preserve">ANTON: Теперь слышу, но вы замёрзли в кадре, причём с открытым ртом.</w:t>
+      </w:r>
+    </w:p>
+    <w:p>
+      <w:pPr>
+        <w:pStyle w:val="BodyText"/>
+      </w:pPr>
+      <w:r>
+        <w:t xml:space="preserve">OLGA: Это я. Я тоже вас не слышу, хотя сижу в соседней комнате. Можно я просто зайду к вам?</w:t>
+      </w:r>
+    </w:p>
+    <w:p>
+      <w:pPr>
+        <w:pStyle w:val="BodyText"/>
+      </w:pPr>
+      <w:r>
+        <w:t xml:space="preserve">IRINA: У нас шестьдесят человек, и двадцать из них я ни разу не видела вживую, хотя плачу им зарплату.</w:t>
+      </w:r>
+    </w:p>
+    <w:p>
+      <w:pPr>
+        <w:pStyle w:val="BodyText"/>
+      </w:pPr>
+      <w:r>
+        <w:t xml:space="preserve">ALEKSEY: Двадцать минут на созвон, а я сказал только три предложения. Это провал, да?</w:t>
       </w:r>
     </w:p>
     <w:bookmarkEnd w:id="21"/>
@@ -1085,279 +1085,279 @@
         <w:pStyle w:val="FirstParagraph"/>
       </w:pPr>
       <w:r>
-        <w:t xml:space="preserve">ZOYA: Алексей Николаевич, можно? Срочно. Не медицина. Хуже. Аля пишет заявление. Новосибирск. Ночная смена.</w:t>
-      </w:r>
-    </w:p>
-    <w:p>
-      <w:pPr>
-        <w:pStyle w:val="BodyText"/>
-      </w:pPr>
-      <w:r>
-        <w:t xml:space="preserve">ALEKSEY: Аля? Которая Кемерово спасла? В первую ночь?</w:t>
-      </w:r>
-    </w:p>
-    <w:p>
-      <w:pPr>
-        <w:pStyle w:val="BodyText"/>
-      </w:pPr>
-      <w:r>
-        <w:t xml:space="preserve">ZOYA: Она. Вот её письмо. Мне. Ночью. Прочитать?</w:t>
-      </w:r>
-    </w:p>
-    <w:p>
-      <w:pPr>
-        <w:pStyle w:val="BodyText"/>
-      </w:pPr>
-      <w:r>
-        <w:t xml:space="preserve">ALEKSEY: Читайте.</w:t>
-      </w:r>
-    </w:p>
-    <w:p>
-      <w:pPr>
-        <w:pStyle w:val="BodyText"/>
-      </w:pPr>
-      <w:r>
-        <w:t xml:space="preserve">ZOYA: «Зоя Михайловна. Я ухожу. Не из-за денег. Из-за тишины. Три месяца я работаю ночами. Москва пишет мне, только когда я ошиблась. „Почему не заполнено поле“. „Почему звонок не закрыт“. Про Кемерово мне не написал никто. Кроме вас. Я не нужна. Я — поле в таблице».</w:t>
-      </w:r>
-    </w:p>
-    <w:p>
-      <w:pPr>
-        <w:pStyle w:val="BodyText"/>
-      </w:pPr>
-      <w:r>
-        <w:t xml:space="preserve">DIMA: «Поле в таблице». Это… это про меня. Это я пишу про поля. Каждое утро. В восемь.</w:t>
-      </w:r>
-    </w:p>
-    <w:p>
-      <w:pPr>
-        <w:pStyle w:val="BodyText"/>
-      </w:pPr>
-      <w:r>
-        <w:t xml:space="preserve">ALEKSEY: Дима, сколько сообщений ты отправил Але за три месяца?</w:t>
-      </w:r>
-    </w:p>
-    <w:p>
-      <w:pPr>
-        <w:pStyle w:val="BodyText"/>
-      </w:pPr>
-      <w:r>
-        <w:t xml:space="preserve">DIMA: Не знаю. Сейчас посмотрю. Сорок одно. Все — про поля. Ни одного «спасибо».</w:t>
-      </w:r>
-    </w:p>
-    <w:p>
-      <w:pPr>
-        <w:pStyle w:val="BodyText"/>
-      </w:pPr>
-      <w:r>
-        <w:t xml:space="preserve">ZOYA: А я писала «спасибо». Каждую неделю. Но я — Зоя. Она ждала Москву.</w:t>
-      </w:r>
-    </w:p>
-    <w:p>
-      <w:pPr>
-        <w:pStyle w:val="BodyText"/>
-      </w:pPr>
-      <w:r>
-        <w:t xml:space="preserve">IRINA: Москва — это кто? Мы? Вы? Дима?</w:t>
-      </w:r>
-    </w:p>
-    <w:p>
-      <w:pPr>
-        <w:pStyle w:val="BodyText"/>
-      </w:pPr>
-      <w:r>
-        <w:t xml:space="preserve">ZOYA: Для неё Москва — это все, кто в восемь утра в кадре. Кого она никогда не видела живьём. Кто пишет ей, когда у неё два часа ночи или полдень после смены. Москва для неё — не город. Москва — это голос, который всегда недоволен.</w:t>
-      </w:r>
-    </w:p>
-    <w:p>
-      <w:pPr>
-        <w:pStyle w:val="BodyText"/>
-      </w:pPr>
-      <w:r>
-        <w:t xml:space="preserve">ALEKSEY: Два часа ночи. Дима, когда ты пишешь про поля?</w:t>
-      </w:r>
-    </w:p>
-    <w:p>
-      <w:pPr>
-        <w:pStyle w:val="BodyText"/>
-      </w:pPr>
-      <w:r>
-        <w:t xml:space="preserve">DIMA: В восемь утра. По Москве. Это у неё… двенадцать дня. Она спит после смены.</w:t>
-      </w:r>
-    </w:p>
-    <w:p>
-      <w:pPr>
-        <w:pStyle w:val="BodyText"/>
-      </w:pPr>
-      <w:r>
-        <w:t xml:space="preserve">ALEKSEY: И просыпается от «почему не заполнено».</w:t>
-      </w:r>
-    </w:p>
-    <w:p>
-      <w:pPr>
-        <w:pStyle w:val="BodyText"/>
-      </w:pPr>
-      <w:r>
-        <w:t xml:space="preserve">KIRILL: Можно? Я посчитал вчера. Все сообщения по компании за март. Сорок процентов уходят людям вне их рабочего времени. Владивосток получает задачи в два ночи. Новосибирск — в обед, когда спит ночная смена. А Казань — в пятницу, во время молитвы.</w:t>
-      </w:r>
-    </w:p>
-    <w:p>
-      <w:pPr>
-        <w:pStyle w:val="BodyText"/>
-      </w:pPr>
-      <w:r>
-        <w:t xml:space="preserve">OLGA: Это ещё и закон. Дистанционные работники — глава сорок девять-один Трудового кодекса. Время взаимодействия с работодателем должно быть прописано в договоре. Порядок связи, сроки ответа. У нас не прописано ни у кого. Ни у одного человека.</w:t>
-      </w:r>
-    </w:p>
-    <w:p>
-      <w:pPr>
-        <w:pStyle w:val="BodyText"/>
-      </w:pPr>
-      <w:r>
-        <w:t xml:space="preserve">IRINA: Ни у кого? У шестидесяти человек?</w:t>
-      </w:r>
-    </w:p>
-    <w:p>
-      <w:pPr>
-        <w:pStyle w:val="BodyText"/>
-      </w:pPr>
-      <w:r>
-        <w:t xml:space="preserve">OLGA: Ни у кого. Нанимали быстро. В договорах — «по московскому». Даже для Владивостока. Моя ошибка.</w:t>
-      </w:r>
-    </w:p>
-    <w:p>
-      <w:pPr>
-        <w:pStyle w:val="BodyText"/>
-      </w:pPr>
-      <w:r>
-        <w:t xml:space="preserve">ANTON: Это Антон. Я на связи, простите, что вмешиваюсь. Можно правду? По московскому времени я работаю с двух дня до одиннадцати вечера. По-нашему. Моя дочь меня не видит. Я молчал. Думал, так и надо. «Москва».</w:t>
-      </w:r>
-    </w:p>
-    <w:p>
-      <w:pPr>
-        <w:pStyle w:val="BodyText"/>
-      </w:pPr>
-      <w:r>
-        <w:t xml:space="preserve">ALEKSEY: Антон, почему вы молчали?</w:t>
-      </w:r>
-    </w:p>
-    <w:p>
-      <w:pPr>
-        <w:pStyle w:val="BodyText"/>
-      </w:pPr>
-      <w:r>
-        <w:t xml:space="preserve">ANTON: Потому что я — один во Владивостоке. А вас — тридцать в Москве. Один не жалуется. Один терпит.</w:t>
-      </w:r>
-    </w:p>
-    <w:p>
-      <w:pPr>
-        <w:pStyle w:val="BodyText"/>
-      </w:pPr>
-      <w:r>
-        <w:t xml:space="preserve">ALEKSEY: Один терпит. Как бабушка. Сорок лет одна на четыре деревни.</w:t>
-      </w:r>
-    </w:p>
-    <w:p>
-      <w:pPr>
-        <w:pStyle w:val="BodyText"/>
-      </w:pPr>
-      <w:r>
-        <w:t xml:space="preserve">ANTON: Я не знаю вашу бабушку. Но, кажется, я её понимаю.</w:t>
-      </w:r>
-    </w:p>
-    <w:p>
-      <w:pPr>
-        <w:pStyle w:val="BodyText"/>
-      </w:pPr>
-      <w:r>
-        <w:t xml:space="preserve">ZOYA: Аля сказала мне одну фразу. Я записала: «Я людей ночью спасаю, а днём — я никто».</w:t>
-      </w:r>
-    </w:p>
-    <w:p>
-      <w:pPr>
-        <w:pStyle w:val="BodyText"/>
-      </w:pPr>
-      <w:r>
-        <w:t xml:space="preserve">DIMA: Я ей позвоню. Сейчас. Извинюсь.</w:t>
-      </w:r>
-    </w:p>
-    <w:p>
-      <w:pPr>
-        <w:pStyle w:val="BodyText"/>
-      </w:pPr>
-      <w:r>
-        <w:t xml:space="preserve">ZOYA: Сейчас — нельзя. У неё три часа дня, она спит. Вы опять её разбудите.</w:t>
-      </w:r>
-    </w:p>
-    <w:p>
-      <w:pPr>
-        <w:pStyle w:val="BodyText"/>
-      </w:pPr>
-      <w:r>
-        <w:t xml:space="preserve">DIMA: Опять. Вот видите. Я даже извиниться не умею вовремя.</w:t>
-      </w:r>
-    </w:p>
-    <w:p>
-      <w:pPr>
-        <w:pStyle w:val="BodyText"/>
-      </w:pPr>
-      <w:r>
-        <w:t xml:space="preserve">ALEKSEY: Подожди, Дима. Извиниться — правильно. Но одно «спасибо» не вылечит. Это не Аля больна. Это мы. Мы выросли с двадцати до шестидесяти за год. А работаем, как будто нас двадцать в одной комнате.</w:t>
-      </w:r>
-    </w:p>
-    <w:p>
-      <w:pPr>
-        <w:pStyle w:val="BodyText"/>
-      </w:pPr>
-      <w:r>
-        <w:t xml:space="preserve">IRINA: И в одном часовом поясе.</w:t>
-      </w:r>
-    </w:p>
-    <w:p>
-      <w:pPr>
-        <w:pStyle w:val="BodyText"/>
-      </w:pPr>
-      <w:r>
-        <w:t xml:space="preserve">ALEKSEY: И в одном часовом поясе. Бабушка сказала мне в субботу: «Одиннадцать поясов, а ты один». Я думал, это про мой сон. Это было про всю компанию. Нас шестьдесят, а работаем, как один уставший человек, который пишет всем в любое время.</w:t>
-      </w:r>
-    </w:p>
-    <w:p>
-      <w:pPr>
-        <w:pStyle w:val="BodyText"/>
-      </w:pPr>
-      <w:r>
-        <w:t xml:space="preserve">OLGA: Тогда нужен документ. Правила. Не на картонке. В договорах. Шестьдесят дополнительных соглашений.</w:t>
-      </w:r>
-    </w:p>
-    <w:p>
-      <w:pPr>
-        <w:pStyle w:val="BodyText"/>
-      </w:pPr>
-      <w:r>
-        <w:t xml:space="preserve">ALEKSEY: Ольга Петровна, правила — да. Но сначала — люди. Зоя, вы можете полететь в Новосибирск?</w:t>
-      </w:r>
-    </w:p>
-    <w:p>
-      <w:pPr>
-        <w:pStyle w:val="BodyText"/>
-      </w:pPr>
-      <w:r>
-        <w:t xml:space="preserve">ZOYA: Я? Не вы? Не Дима?</w:t>
-      </w:r>
-    </w:p>
-    <w:p>
-      <w:pPr>
-        <w:pStyle w:val="BodyText"/>
-      </w:pPr>
-      <w:r>
-        <w:t xml:space="preserve">ALEKSEY: Вы. Вы её учили. Вам она верит. Если полечу я — это будет «Москва приехала проверять». Если полетит Дима — «Москва приехала извиняться». А если вы — это будет просто «Зоя приехала». Это то, что ей нужно.</w:t>
-      </w:r>
-    </w:p>
-    <w:p>
-      <w:pPr>
-        <w:pStyle w:val="BodyText"/>
-      </w:pPr>
-      <w:r>
-        <w:t xml:space="preserve">ZOYA: Хорошо. Полечу. Но без «спасибо» от Москвы она всё равно не останется. Я знаю.</w:t>
+        <w:t xml:space="preserve">ZOYA: Алексей Николаевич, можно к вам? Это срочно, и это не медицина, а хуже. Аля из ночной смены в Новосибирске пишет заявление.</w:t>
+      </w:r>
+    </w:p>
+    <w:p>
+      <w:pPr>
+        <w:pStyle w:val="BodyText"/>
+      </w:pPr>
+      <w:r>
+        <w:t xml:space="preserve">ALEKSEY: Аля? Та самая, которая в первую же ночь спасла пациентку в Кемерово?</w:t>
+      </w:r>
+    </w:p>
+    <w:p>
+      <w:pPr>
+        <w:pStyle w:val="BodyText"/>
+      </w:pPr>
+      <w:r>
+        <w:t xml:space="preserve">ZOYA: Она. Вот её письмо, она написала его мне ночью. Прочитать вам?</w:t>
+      </w:r>
+    </w:p>
+    <w:p>
+      <w:pPr>
+        <w:pStyle w:val="BodyText"/>
+      </w:pPr>
+      <w:r>
+        <w:t xml:space="preserve">ALEKSEY: Читайте, пожалуйста, целиком.</w:t>
+      </w:r>
+    </w:p>
+    <w:p>
+      <w:pPr>
+        <w:pStyle w:val="BodyText"/>
+      </w:pPr>
+      <w:r>
+        <w:t xml:space="preserve">ZOYA: «Зоя Михайловна. Я ухожу, и не из-за денег, а из-за тишины. Три месяца я работаю ночами. Москва пишет мне, только когда я ошиблась: „Почему не заполнено поле“, „Почему звонок не закрыт“. А про Кемерово мне не написал никто, кроме вас. Я не нужна. Я — поле в таблице».</w:t>
+      </w:r>
+    </w:p>
+    <w:p>
+      <w:pPr>
+        <w:pStyle w:val="BodyText"/>
+      </w:pPr>
+      <w:r>
+        <w:t xml:space="preserve">DIMA: «Поле в таблице»… Это… это ведь про меня. Это я каждое утро в восемь пишу про поля.</w:t>
+      </w:r>
+    </w:p>
+    <w:p>
+      <w:pPr>
+        <w:pStyle w:val="BodyText"/>
+      </w:pPr>
+      <w:r>
+        <w:t xml:space="preserve">ALEKSEY: Дима, сколько сообщений ты отправил Але за эти три месяца?</w:t>
+      </w:r>
+    </w:p>
+    <w:p>
+      <w:pPr>
+        <w:pStyle w:val="BodyText"/>
+      </w:pPr>
+      <w:r>
+        <w:t xml:space="preserve">DIMA: Не знаю, сейчас посмотрю. Сорок одно, и все про поля. Ни одного «спасибо».</w:t>
+      </w:r>
+    </w:p>
+    <w:p>
+      <w:pPr>
+        <w:pStyle w:val="BodyText"/>
+      </w:pPr>
+      <w:r>
+        <w:t xml:space="preserve">ZOYA: А я писала ей «спасибо» каждую неделю. Но я — это просто Зоя, а она ждала, что напишет Москва.</w:t>
+      </w:r>
+    </w:p>
+    <w:p>
+      <w:pPr>
+        <w:pStyle w:val="BodyText"/>
+      </w:pPr>
+      <w:r>
+        <w:t xml:space="preserve">IRINA: А кто для неё Москва? Мы? Вы? Дима?</w:t>
+      </w:r>
+    </w:p>
+    <w:p>
+      <w:pPr>
+        <w:pStyle w:val="BodyText"/>
+      </w:pPr>
+      <w:r>
+        <w:t xml:space="preserve">ZOYA: Для неё Москва — это все, кто в восемь утра в кадре, кого она никогда не видела живьём и кто пишет ей, когда у неё два часа ночи или полдень после смены. Москва для неё не город. Москва — это голос, который всегда недоволен.</w:t>
+      </w:r>
+    </w:p>
+    <w:p>
+      <w:pPr>
+        <w:pStyle w:val="BodyText"/>
+      </w:pPr>
+      <w:r>
+        <w:t xml:space="preserve">ALEKSEY: Два часа ночи… Дима, а во сколько ты обычно пишешь про поля?</w:t>
+      </w:r>
+    </w:p>
+    <w:p>
+      <w:pPr>
+        <w:pStyle w:val="BodyText"/>
+      </w:pPr>
+      <w:r>
+        <w:t xml:space="preserve">DIMA: В восемь утра по Москве, а у неё это… двенадцать дня, когда она спит после смены.</w:t>
+      </w:r>
+    </w:p>
+    <w:p>
+      <w:pPr>
+        <w:pStyle w:val="BodyText"/>
+      </w:pPr>
+      <w:r>
+        <w:t xml:space="preserve">ALEKSEY: И она просыпается от твоего «почему не заполнено».</w:t>
+      </w:r>
+    </w:p>
+    <w:p>
+      <w:pPr>
+        <w:pStyle w:val="BodyText"/>
+      </w:pPr>
+      <w:r>
+        <w:t xml:space="preserve">KIRILL: Можно мне? Я вчера посчитал все сообщения по компании за март. Сорок процентов уходят людям вне их рабочего времени. Владивосток получает задачи в два ночи, Новосибирск в обед, когда спит ночная смена, а Казань в пятницу, во время молитвы.</w:t>
+      </w:r>
+    </w:p>
+    <w:p>
+      <w:pPr>
+        <w:pStyle w:val="BodyText"/>
+      </w:pPr>
+      <w:r>
+        <w:t xml:space="preserve">OLGA: Это ещё и закон. Для дистанционных работников есть глава сорок девять-один Трудового кодекса: время взаимодействия с работодателем должно быть прописано в договоре, вместе с порядком связи и сроками ответа. А у нас это не прописано ни у кого, ни у одного человека.</w:t>
+      </w:r>
+    </w:p>
+    <w:p>
+      <w:pPr>
+        <w:pStyle w:val="BodyText"/>
+      </w:pPr>
+      <w:r>
+        <w:t xml:space="preserve">IRINA: Ни у кого? Ни у одного из шестидесяти человек?</w:t>
+      </w:r>
+    </w:p>
+    <w:p>
+      <w:pPr>
+        <w:pStyle w:val="BodyText"/>
+      </w:pPr>
+      <w:r>
+        <w:t xml:space="preserve">OLGA: Ни у кого, потому что нанимали быстро. В договорах написано «по московскому времени», даже для Владивостока. Это моя ошибка.</w:t>
+      </w:r>
+    </w:p>
+    <w:p>
+      <w:pPr>
+        <w:pStyle w:val="BodyText"/>
+      </w:pPr>
+      <w:r>
+        <w:t xml:space="preserve">ANTON: Это Антон, я на связи, простите, что вмешиваюсь. Можно правду? По московскому времени я работаю с двух дня до одиннадцати вечера по-нашему, и моя дочь меня совсем не видит. Я молчал, потому что думал, что так и надо: это же «Москва».</w:t>
+      </w:r>
+    </w:p>
+    <w:p>
+      <w:pPr>
+        <w:pStyle w:val="BodyText"/>
+      </w:pPr>
+      <w:r>
+        <w:t xml:space="preserve">ALEKSEY: Антон, а почему вы молчали всё это время?</w:t>
+      </w:r>
+    </w:p>
+    <w:p>
+      <w:pPr>
+        <w:pStyle w:val="BodyText"/>
+      </w:pPr>
+      <w:r>
+        <w:t xml:space="preserve">ANTON: Потому что я один во Владивостоке, а вас тридцать в Москве. Один не жалуется. Один терпит.</w:t>
+      </w:r>
+    </w:p>
+    <w:p>
+      <w:pPr>
+        <w:pStyle w:val="BodyText"/>
+      </w:pPr>
+      <w:r>
+        <w:t xml:space="preserve">ALEKSEY: Один терпит… Как бабушка, которая сорок лет была одна на четыре деревни.</w:t>
+      </w:r>
+    </w:p>
+    <w:p>
+      <w:pPr>
+        <w:pStyle w:val="BodyText"/>
+      </w:pPr>
+      <w:r>
+        <w:t xml:space="preserve">ANTON: Я не знаю вашу бабушку, но, кажется, я её хорошо понимаю.</w:t>
+      </w:r>
+    </w:p>
+    <w:p>
+      <w:pPr>
+        <w:pStyle w:val="BodyText"/>
+      </w:pPr>
+      <w:r>
+        <w:t xml:space="preserve">ZOYA: Аля сказала мне ещё одну фразу, и я её записала: «Я людей ночью спасаю, а днём — я никто».</w:t>
+      </w:r>
+    </w:p>
+    <w:p>
+      <w:pPr>
+        <w:pStyle w:val="BodyText"/>
+      </w:pPr>
+      <w:r>
+        <w:t xml:space="preserve">DIMA: Я ей позвоню прямо сейчас и извинюсь перед ней.</w:t>
+      </w:r>
+    </w:p>
+    <w:p>
+      <w:pPr>
+        <w:pStyle w:val="BodyText"/>
+      </w:pPr>
+      <w:r>
+        <w:t xml:space="preserve">ZOYA: Сейчас нельзя, потому что у неё три часа дня и она спит. Вы опять её разбудите.</w:t>
+      </w:r>
+    </w:p>
+    <w:p>
+      <w:pPr>
+        <w:pStyle w:val="BodyText"/>
+      </w:pPr>
+      <w:r>
+        <w:t xml:space="preserve">DIMA: Опять, вот видите. Я даже извиниться не умею вовремя.</w:t>
+      </w:r>
+    </w:p>
+    <w:p>
+      <w:pPr>
+        <w:pStyle w:val="BodyText"/>
+      </w:pPr>
+      <w:r>
+        <w:t xml:space="preserve">ALEKSEY: Подожди, Дима. Извиниться правильно, но одно «спасибо» ничего не вылечит. Больна не Аля, больны мы. Мы за год выросли с двадцати человек до шестидесяти, а работаем так, как будто нас всё ещё двадцать в одной комнате.</w:t>
+      </w:r>
+    </w:p>
+    <w:p>
+      <w:pPr>
+        <w:pStyle w:val="BodyText"/>
+      </w:pPr>
+      <w:r>
+        <w:t xml:space="preserve">IRINA: И как будто все мы живём в одном часовом поясе.</w:t>
+      </w:r>
+    </w:p>
+    <w:p>
+      <w:pPr>
+        <w:pStyle w:val="BodyText"/>
+      </w:pPr>
+      <w:r>
+        <w:t xml:space="preserve">ALEKSEY: И в одном часовом поясе. Бабушка сказала мне в субботу: «Одиннадцать поясов, а ты один». Я думал, это про мой сон, а это было про всю компанию. Нас шестьдесят, а работаем, как один уставший человек, который пишет всем в любое время.</w:t>
+      </w:r>
+    </w:p>
+    <w:p>
+      <w:pPr>
+        <w:pStyle w:val="BodyText"/>
+      </w:pPr>
+      <w:r>
+        <w:t xml:space="preserve">OLGA: Тогда нужен документ с правилами, и не на картонке, а в договорах. Это шестьдесят дополнительных соглашений.</w:t>
+      </w:r>
+    </w:p>
+    <w:p>
+      <w:pPr>
+        <w:pStyle w:val="BodyText"/>
+      </w:pPr>
+      <w:r>
+        <w:t xml:space="preserve">ALEKSEY: Ольга Петровна, правила — да, но сначала люди. Зоя, вы можете полететь в Новосибирск?</w:t>
+      </w:r>
+    </w:p>
+    <w:p>
+      <w:pPr>
+        <w:pStyle w:val="BodyText"/>
+      </w:pPr>
+      <w:r>
+        <w:t xml:space="preserve">ZOYA: Я? А почему не вы и не Дима?</w:t>
+      </w:r>
+    </w:p>
+    <w:p>
+      <w:pPr>
+        <w:pStyle w:val="BodyText"/>
+      </w:pPr>
+      <w:r>
+        <w:t xml:space="preserve">ALEKSEY: Вы, потому что вы её учили и вам она верит. Если полечу я, это будет «Москва приехала проверять». Если полетит Дима, это будет «Москва приехала извиняться». А если вы, это будет просто «Зоя приехала», и это именно то, что ей сейчас нужно.</w:t>
+      </w:r>
+    </w:p>
+    <w:p>
+      <w:pPr>
+        <w:pStyle w:val="BodyText"/>
+      </w:pPr>
+      <w:r>
+        <w:t xml:space="preserve">ZOYA: Хорошо, полечу. Но я знаю, что без «спасибо» от Москвы она всё равно не останется.</w:t>
       </w:r>
     </w:p>
     <w:bookmarkEnd w:id="22"/>
@@ -1375,239 +1375,239 @@
         <w:pStyle w:val="FirstParagraph"/>
       </w:pPr>
       <w:r>
-        <w:t xml:space="preserve">IRINA: Итак. Удалённая команда. Шестьдесят человек. Семь часовых поясов из одиннадцати. Пишем правила.</w:t>
-      </w:r>
-    </w:p>
-    <w:p>
-      <w:pPr>
-        <w:pStyle w:val="BodyText"/>
-      </w:pPr>
-      <w:r>
-        <w:t xml:space="preserve">KIRILL: Предлагаю начать с окна. Общее время, когда работают все. Я посчитал. С десяти до двенадцати по Москве. Владивосток — с пяти до семи вечера. Новосибирск — с двух до четырёх. Все бодрствуют.</w:t>
-      </w:r>
-    </w:p>
-    <w:p>
-      <w:pPr>
-        <w:pStyle w:val="BodyText"/>
-      </w:pPr>
-      <w:r>
-        <w:t xml:space="preserve">DIMA: А ночная смена Новосибирска?</w:t>
-      </w:r>
-    </w:p>
-    <w:p>
-      <w:pPr>
-        <w:pStyle w:val="BodyText"/>
-      </w:pPr>
-      <w:r>
-        <w:t xml:space="preserve">KIRILL: Ночная — исключение. Для неё — своё окно. Её утро, перед сном. Девять утра по-новосибирски. Пять по Москве.</w:t>
-      </w:r>
-    </w:p>
-    <w:p>
-      <w:pPr>
-        <w:pStyle w:val="BodyText"/>
-      </w:pPr>
-      <w:r>
-        <w:t xml:space="preserve">ALEKSEY: Пять утра. Кто будет на связи в пять утра?</w:t>
-      </w:r>
-    </w:p>
-    <w:p>
-      <w:pPr>
-        <w:pStyle w:val="BodyText"/>
-      </w:pPr>
-      <w:r>
-        <w:t xml:space="preserve">ZOYA: Я. Я и так в пять встаю. Двадцать лет в реанимации. Организм не перестроился.</w:t>
-      </w:r>
-    </w:p>
-    <w:p>
-      <w:pPr>
-        <w:pStyle w:val="BodyText"/>
-      </w:pPr>
-      <w:r>
-        <w:t xml:space="preserve">ALEKSEY: Правило первое. Окно — с десяти до двенадцати по Москве. Всё общее — только в окне. Правило второе. Вне рабочего времени человека — тишина. Никаких «поле не заполнено» в два ночи. Кроме линии. Линия — святое, её это не касается.</w:t>
-      </w:r>
-    </w:p>
-    <w:p>
-      <w:pPr>
-        <w:pStyle w:val="BodyText"/>
-      </w:pPr>
-      <w:r>
-        <w:t xml:space="preserve">OLGA: Это я впишу в допсоглашения. «Время взаимодействия». По местному времени. Каждому отдельно. Шестьдесят раз.</w:t>
-      </w:r>
-    </w:p>
-    <w:p>
-      <w:pPr>
-        <w:pStyle w:val="BodyText"/>
-      </w:pPr>
-      <w:r>
-        <w:t xml:space="preserve">IRINA: Третье. Командировки. Каждый учредитель — один регион в месяц. Не продавать. Сидеть рядом. Один день.</w:t>
-      </w:r>
-    </w:p>
-    <w:p>
-      <w:pPr>
-        <w:pStyle w:val="BodyText"/>
-      </w:pPr>
-      <w:r>
-        <w:t xml:space="preserve">DIMA: Можно четвёртое? Моё. Про «поля». Сначала «спасибо». Потом «поле». Всегда в таком порядке. Даже если поле важное.</w:t>
-      </w:r>
-    </w:p>
-    <w:p>
-      <w:pPr>
-        <w:pStyle w:val="BodyText"/>
-      </w:pPr>
-      <w:r>
-        <w:t xml:space="preserve">ZOYA: Даже если очень важное?</w:t>
-      </w:r>
-    </w:p>
-    <w:p>
-      <w:pPr>
-        <w:pStyle w:val="BodyText"/>
-      </w:pPr>
-      <w:r>
-        <w:t xml:space="preserve">DIMA: Даже если горит. Сначала человек, потом таблица. Я это понял сегодня утром. Поздно, но понял.</w:t>
-      </w:r>
-    </w:p>
-    <w:p>
-      <w:pPr>
-        <w:pStyle w:val="BodyText"/>
-      </w:pPr>
-      <w:r>
-        <w:t xml:space="preserve">KIRILL: Пятое. Можно? В общем чате — канал «Видели». Каждую пятницу каждый руководитель пишет одну вещь, которую сделал кто-то из его людей. С именем и фамилией. Как у Семёныча в Толмачёво: имя вместо «грузчиков». Люди начинают беречь то, где стоит их имя.</w:t>
-      </w:r>
-    </w:p>
-    <w:p>
-      <w:pPr>
-        <w:pStyle w:val="BodyText"/>
-      </w:pPr>
-      <w:r>
-        <w:t xml:space="preserve">ALEKSEY: «Видели». Хорошее название. Ольга Петровна, это не глупое важное слово?</w:t>
-      </w:r>
-    </w:p>
-    <w:p>
-      <w:pPr>
-        <w:pStyle w:val="BodyText"/>
-      </w:pPr>
-      <w:r>
-        <w:t xml:space="preserve">OLGA: Это просто важное слово. Глупого в нём нет. Даже обидно.</w:t>
-      </w:r>
-    </w:p>
-    <w:p>
-      <w:pPr>
-        <w:pStyle w:val="BodyText"/>
-      </w:pPr>
-      <w:r>
-        <w:t xml:space="preserve">KIRILL: Обидно? Почему?</w:t>
-      </w:r>
-    </w:p>
-    <w:p>
-      <w:pPr>
-        <w:pStyle w:val="BodyText"/>
-      </w:pPr>
-      <w:r>
-        <w:t xml:space="preserve">OLGA: Потому что я хотела его вычеркнуть. А не получается.</w:t>
-      </w:r>
-    </w:p>
-    <w:p>
-      <w:pPr>
-        <w:pStyle w:val="BodyText"/>
-      </w:pPr>
-      <w:r>
-        <w:t xml:space="preserve">IRINA: Шестое. Деньги. Командировки учредителей — триста тысяч в месяц. Допсоглашения — неделя юриста. Окно — бесплатно. «Спасибо» — бесплатно.</w:t>
-      </w:r>
-    </w:p>
-    <w:p>
-      <w:pPr>
-        <w:pStyle w:val="BodyText"/>
-      </w:pPr>
-      <w:r>
-        <w:t xml:space="preserve">ALEKSEY: Самое дорогое — бесплатно. Как всегда.</w:t>
-      </w:r>
-    </w:p>
-    <w:p>
-      <w:pPr>
-        <w:pStyle w:val="BodyText"/>
-      </w:pPr>
-      <w:r>
-        <w:t xml:space="preserve">DIMA: А созвон в восемь утра? Понедельничный? Он же не работает. Пятьдесят шесть квадратиков, камеры выключены.</w:t>
-      </w:r>
-    </w:p>
-    <w:p>
-      <w:pPr>
-        <w:pStyle w:val="BodyText"/>
-      </w:pPr>
-      <w:r>
-        <w:t xml:space="preserve">ALEKSEY: Отменяем. В том виде. Делаем раз в месяц. В окне. И говорю не я.</w:t>
-      </w:r>
-    </w:p>
-    <w:p>
-      <w:pPr>
-        <w:pStyle w:val="BodyText"/>
-      </w:pPr>
-      <w:r>
-        <w:t xml:space="preserve">IRINA: А кто?</w:t>
-      </w:r>
-    </w:p>
-    <w:p>
-      <w:pPr>
-        <w:pStyle w:val="BodyText"/>
-      </w:pPr>
-      <w:r>
-        <w:t xml:space="preserve">ALEKSEY: Регионы. Каждый — одна минута. Что видели. Москва молчит и слушает. Первая — Аля. Если согласится.</w:t>
-      </w:r>
-    </w:p>
-    <w:p>
-      <w:pPr>
-        <w:pStyle w:val="BodyText"/>
-      </w:pPr>
-      <w:r>
-        <w:t xml:space="preserve">ZOYA: Если она не уйдёт до того.</w:t>
-      </w:r>
-    </w:p>
-    <w:p>
-      <w:pPr>
-        <w:pStyle w:val="BodyText"/>
-      </w:pPr>
-      <w:r>
-        <w:t xml:space="preserve">ALEKSEY: Поэтому вы летите сегодня. Ирина, билет.</w:t>
-      </w:r>
-    </w:p>
-    <w:p>
-      <w:pPr>
-        <w:pStyle w:val="BodyText"/>
-      </w:pPr>
-      <w:r>
-        <w:t xml:space="preserve">IRINA: Уже купила. Пока вы говорили «самое дорогое — бесплатно». Вылет в девятнадцать сорок. Суточные — семьсот. Чеки — в конверт.</w:t>
-      </w:r>
-    </w:p>
-    <w:p>
-      <w:pPr>
-        <w:pStyle w:val="BodyText"/>
-      </w:pPr>
-      <w:r>
-        <w:t xml:space="preserve">ZOYA: Конверт у меня есть. Кирилл подарил. С надписью «Чеки». От его мамы.</w:t>
-      </w:r>
-    </w:p>
-    <w:p>
-      <w:pPr>
-        <w:pStyle w:val="BodyText"/>
-      </w:pPr>
-      <w:r>
-        <w:t xml:space="preserve">OLGA: Последнее. Договоры. Шестьдесят человек — шестьдесят подписей. Я хочу каждому позвонить сама. Не разослать. Позвонить. В его окно.</w:t>
-      </w:r>
-    </w:p>
-    <w:p>
-      <w:pPr>
-        <w:pStyle w:val="BodyText"/>
-      </w:pPr>
-      <w:r>
-        <w:t xml:space="preserve">ALEKSEY: Шестьдесят звонков?</w:t>
-      </w:r>
-    </w:p>
-    <w:p>
-      <w:pPr>
-        <w:pStyle w:val="BodyText"/>
-      </w:pPr>
-      <w:r>
-        <w:t xml:space="preserve">OLGA: Шестьдесят. Я двадцать лет звонила экспертам. Шестьдесят своих — это не страшно. Это приятно.</w:t>
+        <w:t xml:space="preserve">IRINA: Итак, удалённая команда: шестьдесят человек и семь часовых поясов из одиннадцати. Давайте писать правила.</w:t>
+      </w:r>
+    </w:p>
+    <w:p>
+      <w:pPr>
+        <w:pStyle w:val="BodyText"/>
+      </w:pPr>
+      <w:r>
+        <w:t xml:space="preserve">KIRILL: Предлагаю начать с окна, то есть с общего времени, когда работают все. Я посчитал: с десяти до двенадцати по Москве. Во Владивостоке это с пяти до семи вечера, в Новосибирске с двух до четырёх, и все бодрствуют.</w:t>
+      </w:r>
+    </w:p>
+    <w:p>
+      <w:pPr>
+        <w:pStyle w:val="BodyText"/>
+      </w:pPr>
+      <w:r>
+        <w:t xml:space="preserve">DIMA: А как же ночная смена в Новосибирске?</w:t>
+      </w:r>
+    </w:p>
+    <w:p>
+      <w:pPr>
+        <w:pStyle w:val="BodyText"/>
+      </w:pPr>
+      <w:r>
+        <w:t xml:space="preserve">KIRILL: Ночная смена — исключение, и для неё будет своё окно: её утро перед сном, девять утра по-новосибирски, то есть пять по Москве.</w:t>
+      </w:r>
+    </w:p>
+    <w:p>
+      <w:pPr>
+        <w:pStyle w:val="BodyText"/>
+      </w:pPr>
+      <w:r>
+        <w:t xml:space="preserve">ALEKSEY: Пять утра? И кто же будет на связи в пять утра?</w:t>
+      </w:r>
+    </w:p>
+    <w:p>
+      <w:pPr>
+        <w:pStyle w:val="BodyText"/>
+      </w:pPr>
+      <w:r>
+        <w:t xml:space="preserve">ZOYA: Я. Я и так встаю в пять, потому что двадцать лет проработала в реанимации, и организм так и не перестроился.</w:t>
+      </w:r>
+    </w:p>
+    <w:p>
+      <w:pPr>
+        <w:pStyle w:val="BodyText"/>
+      </w:pPr>
+      <w:r>
+        <w:t xml:space="preserve">ALEKSEY: Правило первое: окно с десяти до двенадцати по Москве, и всё общее только в окне. Правило второе: вне рабочего времени человека — тишина. Никаких «поле не заполнено» в два часа ночи. Кроме линии, потому что линия — святое, и её это не касается.</w:t>
+      </w:r>
+    </w:p>
+    <w:p>
+      <w:pPr>
+        <w:pStyle w:val="BodyText"/>
+      </w:pPr>
+      <w:r>
+        <w:t xml:space="preserve">OLGA: Это я впишу в допсоглашения как «время взаимодействия» по местному времени, каждому отдельно, все шестьдесят раз.</w:t>
+      </w:r>
+    </w:p>
+    <w:p>
+      <w:pPr>
+        <w:pStyle w:val="BodyText"/>
+      </w:pPr>
+      <w:r>
+        <w:t xml:space="preserve">IRINA: Третье — командировки. Каждый учредитель раз в месяц едет в один регион, но не продавать, а сидеть рядом с людьми один день.</w:t>
+      </w:r>
+    </w:p>
+    <w:p>
+      <w:pPr>
+        <w:pStyle w:val="BodyText"/>
+      </w:pPr>
+      <w:r>
+        <w:t xml:space="preserve">DIMA: Можно четвёртое, моё? Про «поля». Сначала «спасибо». Потом «поле». Всегда в таком порядке, даже если поле важное.</w:t>
+      </w:r>
+    </w:p>
+    <w:p>
+      <w:pPr>
+        <w:pStyle w:val="BodyText"/>
+      </w:pPr>
+      <w:r>
+        <w:t xml:space="preserve">ZOYA: Даже если поле очень важное, Дмитрий Сергеевич?</w:t>
+      </w:r>
+    </w:p>
+    <w:p>
+      <w:pPr>
+        <w:pStyle w:val="BodyText"/>
+      </w:pPr>
+      <w:r>
+        <w:t xml:space="preserve">DIMA: Даже если горит. Сначала человек, потом таблица. Я понял это сегодня утром, поздно, но понял.</w:t>
+      </w:r>
+    </w:p>
+    <w:p>
+      <w:pPr>
+        <w:pStyle w:val="BodyText"/>
+      </w:pPr>
+      <w:r>
+        <w:t xml:space="preserve">KIRILL: Можно пятое? В общем чате сделать канал «Видели». Каждую пятницу каждый руководитель пишет одну вещь, которую сделал кто-то из его людей, с именем и фамилией. Как у Семёныча в Толмачёво, где имя вместо «грузчиков». Люди начинают беречь то, где стоит их имя.</w:t>
+      </w:r>
+    </w:p>
+    <w:p>
+      <w:pPr>
+        <w:pStyle w:val="BodyText"/>
+      </w:pPr>
+      <w:r>
+        <w:t xml:space="preserve">ALEKSEY: «Видели» — хорошее название. Ольга Петровна, это не очередное глупое важное слово?</w:t>
+      </w:r>
+    </w:p>
+    <w:p>
+      <w:pPr>
+        <w:pStyle w:val="BodyText"/>
+      </w:pPr>
+      <w:r>
+        <w:t xml:space="preserve">OLGA: Это просто важное слово, и ничего глупого в нём нет. Даже обидно, честно говоря.</w:t>
+      </w:r>
+    </w:p>
+    <w:p>
+      <w:pPr>
+        <w:pStyle w:val="BodyText"/>
+      </w:pPr>
+      <w:r>
+        <w:t xml:space="preserve">KIRILL: Обидно? А почему вам обидно, Ольга Петровна?</w:t>
+      </w:r>
+    </w:p>
+    <w:p>
+      <w:pPr>
+        <w:pStyle w:val="BodyText"/>
+      </w:pPr>
+      <w:r>
+        <w:t xml:space="preserve">OLGA: Потому что я хотела его вычеркнуть, а у меня не получается.</w:t>
+      </w:r>
+    </w:p>
+    <w:p>
+      <w:pPr>
+        <w:pStyle w:val="BodyText"/>
+      </w:pPr>
+      <w:r>
+        <w:t xml:space="preserve">IRINA: Шестое — деньги. Командировки учредителей стоят триста тысяч в месяц, а допсоглашения — неделю работы юриста. Окно бесплатно, и «спасибо» тоже бесплатно.</w:t>
+      </w:r>
+    </w:p>
+    <w:p>
+      <w:pPr>
+        <w:pStyle w:val="BodyText"/>
+      </w:pPr>
+      <w:r>
+        <w:t xml:space="preserve">ALEKSEY: Самое дорогое — бесплатно, как всегда в жизни.</w:t>
+      </w:r>
+    </w:p>
+    <w:p>
+      <w:pPr>
+        <w:pStyle w:val="BodyText"/>
+      </w:pPr>
+      <w:r>
+        <w:t xml:space="preserve">DIMA: А что с понедельничным созвоном в восемь утра? Он же не работает: пятьдесят шесть квадратиков и выключенные камеры.</w:t>
+      </w:r>
+    </w:p>
+    <w:p>
+      <w:pPr>
+        <w:pStyle w:val="BodyText"/>
+      </w:pPr>
+      <w:r>
+        <w:t xml:space="preserve">ALEKSEY: В таком виде отменяем. Делаем его раз в месяц, в окне, и говорить буду не я.</w:t>
+      </w:r>
+    </w:p>
+    <w:p>
+      <w:pPr>
+        <w:pStyle w:val="BodyText"/>
+      </w:pPr>
+      <w:r>
+        <w:t xml:space="preserve">IRINA: А кто же тогда будет говорить?</w:t>
+      </w:r>
+    </w:p>
+    <w:p>
+      <w:pPr>
+        <w:pStyle w:val="BodyText"/>
+      </w:pPr>
+      <w:r>
+        <w:t xml:space="preserve">ALEKSEY: Регионы, по одной минуте каждый: что они видели. А Москва молчит и слушает. Первой будет Аля, если она согласится.</w:t>
+      </w:r>
+    </w:p>
+    <w:p>
+      <w:pPr>
+        <w:pStyle w:val="BodyText"/>
+      </w:pPr>
+      <w:r>
+        <w:t xml:space="preserve">ZOYA: Если она, конечно, не уйдёт до этого.</w:t>
+      </w:r>
+    </w:p>
+    <w:p>
+      <w:pPr>
+        <w:pStyle w:val="BodyText"/>
+      </w:pPr>
+      <w:r>
+        <w:t xml:space="preserve">ALEKSEY: Поэтому вы и летите сегодня. Ирина, нужен билет.</w:t>
+      </w:r>
+    </w:p>
+    <w:p>
+      <w:pPr>
+        <w:pStyle w:val="BodyText"/>
+      </w:pPr>
+      <w:r>
+        <w:t xml:space="preserve">IRINA: Я его уже купила, пока вы говорили «самое дорогое — бесплатно». Вылет в девятнадцать сорок, суточные семьсот, а чеки в конверт.</w:t>
+      </w:r>
+    </w:p>
+    <w:p>
+      <w:pPr>
+        <w:pStyle w:val="BodyText"/>
+      </w:pPr>
+      <w:r>
+        <w:t xml:space="preserve">ZOYA: Конверт у меня есть, мне его подарил Кирилл, с надписью «Чеки», от его мамы.</w:t>
+      </w:r>
+    </w:p>
+    <w:p>
+      <w:pPr>
+        <w:pStyle w:val="BodyText"/>
+      </w:pPr>
+      <w:r>
+        <w:t xml:space="preserve">OLGA: И последнее — договоры. Шестьдесят человек — это шестьдесят подписей, и я хочу каждому позвонить сама. Не разослать, а позвонить, в его окно.</w:t>
+      </w:r>
+    </w:p>
+    <w:p>
+      <w:pPr>
+        <w:pStyle w:val="BodyText"/>
+      </w:pPr>
+      <w:r>
+        <w:t xml:space="preserve">ALEKSEY: Шестьдесят звонков? Вы уверены, Ольга Петровна?</w:t>
+      </w:r>
+    </w:p>
+    <w:p>
+      <w:pPr>
+        <w:pStyle w:val="BodyText"/>
+      </w:pPr>
+      <w:r>
+        <w:t xml:space="preserve">OLGA: Шестьдесят. Я двадцать лет звонила экспертам, так что шестьдесят своих — это не страшно, а приятно.</w:t>
       </w:r>
     </w:p>
     <w:bookmarkEnd w:id="23"/>
@@ -1625,199 +1625,199 @@
         <w:pStyle w:val="FirstParagraph"/>
       </w:pPr>
       <w:r>
-        <w:t xml:space="preserve">ZOYA: Алексей Николаевич, вы на связи? Я рядом с Алей. У неё утро после смены. Она хочет сказать сама.</w:t>
-      </w:r>
-    </w:p>
-    <w:p>
-      <w:pPr>
-        <w:pStyle w:val="BodyText"/>
-      </w:pPr>
-      <w:r>
-        <w:t xml:space="preserve">ALYA: Здравствуйте. Я не думала, что вы… Что Москва… В пять утра по-вашему?</w:t>
-      </w:r>
-    </w:p>
-    <w:p>
-      <w:pPr>
-        <w:pStyle w:val="BodyText"/>
-      </w:pPr>
-      <w:r>
-        <w:t xml:space="preserve">ALEKSEY: Аля, у меня пять утра. Я встал специально. Это ваше окно. Не моё. Так и должно быть.</w:t>
-      </w:r>
-    </w:p>
-    <w:p>
-      <w:pPr>
-        <w:pStyle w:val="BodyText"/>
-      </w:pPr>
-      <w:r>
-        <w:t xml:space="preserve">ALYA: Зоя Михайловна прилетела. Ночью. Сидела со мной всю смену. Шесть звонков. Она ни разу не поправила. Только кивала.</w:t>
-      </w:r>
-    </w:p>
-    <w:p>
-      <w:pPr>
-        <w:pStyle w:val="BodyText"/>
-      </w:pPr>
-      <w:r>
-        <w:t xml:space="preserve">ZOYA: Нечего было поправлять. Всё правильно. Я так и сказала.</w:t>
-      </w:r>
-    </w:p>
-    <w:p>
-      <w:pPr>
-        <w:pStyle w:val="BodyText"/>
-      </w:pPr>
-      <w:r>
-        <w:t xml:space="preserve">ALEKSEY: Аля, я прочитал ваше письмо. «Я — поле в таблице». Это правда. Мы сделали вас полем. Не со зла — от спешки. Но от спешки тоже бывает больно. Не вы виноваты. Мы. Я. Извините.</w:t>
-      </w:r>
-    </w:p>
-    <w:p>
-      <w:pPr>
-        <w:pStyle w:val="BodyText"/>
-      </w:pPr>
-      <w:r>
-        <w:t xml:space="preserve">ALYA: Вы извиняетесь? Учредитель? Мне?</w:t>
-      </w:r>
-    </w:p>
-    <w:p>
-      <w:pPr>
-        <w:pStyle w:val="BodyText"/>
-      </w:pPr>
-      <w:r>
-        <w:t xml:space="preserve">ALEKSEY: Учредитель. Вам. Вы спасли пациентку в Кемерово в первую же ночь. Вы спросили мастера про код — и мы нашли Гусева. Это была ваша смена, ваш вопрос. А Москва вам потом написала «поле не заполнено». Сорок один раз.</w:t>
-      </w:r>
-    </w:p>
-    <w:p>
-      <w:pPr>
-        <w:pStyle w:val="BodyText"/>
-      </w:pPr>
-      <w:r>
-        <w:t xml:space="preserve">DIMA: Аля, это Дима. Это я писал про поля. Ни одного «спасибо». Простите. Я научился. Поздно.</w:t>
-      </w:r>
-    </w:p>
-    <w:p>
-      <w:pPr>
-        <w:pStyle w:val="BodyText"/>
-      </w:pPr>
-      <w:r>
-        <w:t xml:space="preserve">ALYA: Дмитрий Сергеевич… Я думала, вы меня не любите.</w:t>
-      </w:r>
-    </w:p>
-    <w:p>
-      <w:pPr>
-        <w:pStyle w:val="BodyText"/>
-      </w:pPr>
-      <w:r>
-        <w:t xml:space="preserve">DIMA: Я вас не знал. Это хуже. Теперь знаю.</w:t>
-      </w:r>
-    </w:p>
-    <w:p>
-      <w:pPr>
-        <w:pStyle w:val="BodyText"/>
-      </w:pPr>
-      <w:r>
-        <w:t xml:space="preserve">ALYA: Тогда… тогда приезжайте. Летом. Я вам покажу смену.</w:t>
-      </w:r>
-    </w:p>
-    <w:p>
-      <w:pPr>
-        <w:pStyle w:val="BodyText"/>
-      </w:pPr>
-      <w:r>
-        <w:t xml:space="preserve">DIMA: Приеду. Без списка. С тортом.</w:t>
-      </w:r>
-    </w:p>
-    <w:p>
-      <w:pPr>
-        <w:pStyle w:val="BodyText"/>
-      </w:pPr>
-      <w:r>
-        <w:t xml:space="preserve">ALEKSEY: Аля, новое правило. Раз в месяц — общий созвон. Говорят регионы. Минута каждому. Первая — вы. Если останетесь.</w:t>
-      </w:r>
-    </w:p>
-    <w:p>
-      <w:pPr>
-        <w:pStyle w:val="BodyText"/>
-      </w:pPr>
-      <w:r>
-        <w:t xml:space="preserve">ALYA: Первая? Одна минута? Перед всеми шестьюдесятью?</w:t>
-      </w:r>
-    </w:p>
-    <w:p>
-      <w:pPr>
-        <w:pStyle w:val="BodyText"/>
-      </w:pPr>
-      <w:r>
-        <w:t xml:space="preserve">ZOYA: Перед всеми. Я буду рядом. Как в первую ночь.</w:t>
-      </w:r>
-    </w:p>
-    <w:p>
-      <w:pPr>
-        <w:pStyle w:val="BodyText"/>
-      </w:pPr>
-      <w:r>
-        <w:t xml:space="preserve">ALYA: А что я скажу?</w:t>
-      </w:r>
-    </w:p>
-    <w:p>
-      <w:pPr>
-        <w:pStyle w:val="BodyText"/>
-      </w:pPr>
-      <w:r>
-        <w:t xml:space="preserve">ALEKSEY: Что вы видите. Как вы спрашиваете пациенток. «Что вы видите?» Нам всем надо этому научиться.</w:t>
-      </w:r>
-    </w:p>
-    <w:p>
-      <w:pPr>
-        <w:pStyle w:val="BodyText"/>
-      </w:pPr>
-      <w:r>
-        <w:t xml:space="preserve">ALYA: Хорошо. Я остаюсь. Но у меня тоже условие. Можно?</w:t>
-      </w:r>
-    </w:p>
-    <w:p>
-      <w:pPr>
-        <w:pStyle w:val="BodyText"/>
-      </w:pPr>
-      <w:r>
-        <w:t xml:space="preserve">ALEKSEY: Можно. Какое?</w:t>
-      </w:r>
-    </w:p>
-    <w:p>
-      <w:pPr>
-        <w:pStyle w:val="BodyText"/>
-      </w:pPr>
-      <w:r>
-        <w:t xml:space="preserve">ALYA: Ночная смена — это не одна я. Нас трое: я, Лида и Римма. Пусть говорят все трое. По двадцать секунд. Их тоже никто в Москве не видел. Римма вообще думает, что Москвы не существует. Что это просто голос в телефоне.</w:t>
-      </w:r>
-    </w:p>
-    <w:p>
-      <w:pPr>
-        <w:pStyle w:val="BodyText"/>
-      </w:pPr>
-      <w:r>
-        <w:t xml:space="preserve">ALEKSEY: Трое. По двадцать секунд. Договорились. Кирилл, запиши. И ещё: Аля, вы теперь — старшая ночной смены. Сибирской. С прибавкой.</w:t>
-      </w:r>
-    </w:p>
-    <w:p>
-      <w:pPr>
-        <w:pStyle w:val="BodyText"/>
-      </w:pPr>
-      <w:r>
-        <w:t xml:space="preserve">IRINA: Это Ирина. Прибавка — пятнадцать процентов. С апреля. Я уже посчитала. Не спрашивайте когда.</w:t>
-      </w:r>
-    </w:p>
-    <w:p>
-      <w:pPr>
-        <w:pStyle w:val="BodyText"/>
-      </w:pPr>
-      <w:r>
-        <w:t xml:space="preserve">ALYA: Пятнадцать… Я не за этим писала.</w:t>
-      </w:r>
-    </w:p>
-    <w:p>
-      <w:pPr>
-        <w:pStyle w:val="BodyText"/>
-      </w:pPr>
-      <w:r>
-        <w:t xml:space="preserve">ALEKSEY: Знаю. Поэтому и даём.</w:t>
+        <w:t xml:space="preserve">ZOYA: Алексей Николаевич, вы на связи? Я рядом с Алей. У неё утро после смены, и она хочет сказать всё сама.</w:t>
+      </w:r>
+    </w:p>
+    <w:p>
+      <w:pPr>
+        <w:pStyle w:val="BodyText"/>
+      </w:pPr>
+      <w:r>
+        <w:t xml:space="preserve">ALYA: Здравствуйте. Я не думала, что вы… что Москва… в пять утра по-вашему?</w:t>
+      </w:r>
+    </w:p>
+    <w:p>
+      <w:pPr>
+        <w:pStyle w:val="BodyText"/>
+      </w:pPr>
+      <w:r>
+        <w:t xml:space="preserve">ALEKSEY: Аля, у меня пять утра, и я встал специально. Это ваше окно. Не моё. Так и должно быть.</w:t>
+      </w:r>
+    </w:p>
+    <w:p>
+      <w:pPr>
+        <w:pStyle w:val="BodyText"/>
+      </w:pPr>
+      <w:r>
+        <w:t xml:space="preserve">ALYA: Зоя Михайловна прилетела ночью и сидела со мной всю смену. Было шесть звонков, и она ни разу меня не поправила, только кивала.</w:t>
+      </w:r>
+    </w:p>
+    <w:p>
+      <w:pPr>
+        <w:pStyle w:val="BodyText"/>
+      </w:pPr>
+      <w:r>
+        <w:t xml:space="preserve">ZOYA: Нечего было поправлять, потому что всё было правильно. Я ей так и сказала.</w:t>
+      </w:r>
+    </w:p>
+    <w:p>
+      <w:pPr>
+        <w:pStyle w:val="BodyText"/>
+      </w:pPr>
+      <w:r>
+        <w:t xml:space="preserve">ALEKSEY: Аля, я прочитал ваше письмо: «Я — поле в таблице». Это правда, мы сделали вас полем. Не со зла, а от спешки, но от спешки тоже бывает больно. Виноваты не вы, а мы. Я виноват. Извините меня.</w:t>
+      </w:r>
+    </w:p>
+    <w:p>
+      <w:pPr>
+        <w:pStyle w:val="BodyText"/>
+      </w:pPr>
+      <w:r>
+        <w:t xml:space="preserve">ALYA: Вы извиняетесь? Учредитель извиняется передо мной?</w:t>
+      </w:r>
+    </w:p>
+    <w:p>
+      <w:pPr>
+        <w:pStyle w:val="BodyText"/>
+      </w:pPr>
+      <w:r>
+        <w:t xml:space="preserve">ALEKSEY: Учредитель, перед вами. Вы спасли пациентку в Кемерово в первую же ночь. Вы спросили мастера про код, и мы нашли Гусева. Это была ваша смена и ваш вопрос. А Москва потом написала вам «поле не заполнено» сорок один раз.</w:t>
+      </w:r>
+    </w:p>
+    <w:p>
+      <w:pPr>
+        <w:pStyle w:val="BodyText"/>
+      </w:pPr>
+      <w:r>
+        <w:t xml:space="preserve">DIMA: Аля, это Дима. Это я писал вам про поля, и ни разу не написал «спасибо». Простите меня. Я научился, хотя и поздно.</w:t>
+      </w:r>
+    </w:p>
+    <w:p>
+      <w:pPr>
+        <w:pStyle w:val="BodyText"/>
+      </w:pPr>
+      <w:r>
+        <w:t xml:space="preserve">ALYA: Дмитрий Сергеевич… А я думала, что вы меня просто не любите.</w:t>
+      </w:r>
+    </w:p>
+    <w:p>
+      <w:pPr>
+        <w:pStyle w:val="BodyText"/>
+      </w:pPr>
+      <w:r>
+        <w:t xml:space="preserve">DIMA: Я вас просто не знал, а это хуже. Но теперь я вас знаю.</w:t>
+      </w:r>
+    </w:p>
+    <w:p>
+      <w:pPr>
+        <w:pStyle w:val="BodyText"/>
+      </w:pPr>
+      <w:r>
+        <w:t xml:space="preserve">ALYA: Тогда… тогда приезжайте летом, и я покажу вам, как проходит смена.</w:t>
+      </w:r>
+    </w:p>
+    <w:p>
+      <w:pPr>
+        <w:pStyle w:val="BodyText"/>
+      </w:pPr>
+      <w:r>
+        <w:t xml:space="preserve">DIMA: Приеду, без списка, зато с тортом, обещаю.</w:t>
+      </w:r>
+    </w:p>
+    <w:p>
+      <w:pPr>
+        <w:pStyle w:val="BodyText"/>
+      </w:pPr>
+      <w:r>
+        <w:t xml:space="preserve">ALEKSEY: Аля, у нас новое правило: раз в месяц общий созвон, где говорят регионы, по минуте каждый. Первой будете вы, если останетесь.</w:t>
+      </w:r>
+    </w:p>
+    <w:p>
+      <w:pPr>
+        <w:pStyle w:val="BodyText"/>
+      </w:pPr>
+      <w:r>
+        <w:t xml:space="preserve">ALYA: Первой? Одну минуту перед всеми шестьюдесятью людьми?</w:t>
+      </w:r>
+    </w:p>
+    <w:p>
+      <w:pPr>
+        <w:pStyle w:val="BodyText"/>
+      </w:pPr>
+      <w:r>
+        <w:t xml:space="preserve">ZOYA: Перед всеми, но я буду рядом, как в первую ночь.</w:t>
+      </w:r>
+    </w:p>
+    <w:p>
+      <w:pPr>
+        <w:pStyle w:val="BodyText"/>
+      </w:pPr>
+      <w:r>
+        <w:t xml:space="preserve">ALYA: А что же я им скажу за эту минуту?</w:t>
+      </w:r>
+    </w:p>
+    <w:p>
+      <w:pPr>
+        <w:pStyle w:val="BodyText"/>
+      </w:pPr>
+      <w:r>
+        <w:t xml:space="preserve">ALEKSEY: Скажите, что вы видите, и как вы спрашиваете пациенток: «Что вы видите?» Нам всем надо этому научиться.</w:t>
+      </w:r>
+    </w:p>
+    <w:p>
+      <w:pPr>
+        <w:pStyle w:val="BodyText"/>
+      </w:pPr>
+      <w:r>
+        <w:t xml:space="preserve">ALYA: Хорошо, я остаюсь. Но у меня тоже есть условие. Можно?</w:t>
+      </w:r>
+    </w:p>
+    <w:p>
+      <w:pPr>
+        <w:pStyle w:val="BodyText"/>
+      </w:pPr>
+      <w:r>
+        <w:t xml:space="preserve">ALEKSEY: Конечно, можно. Какое у вас условие?</w:t>
+      </w:r>
+    </w:p>
+    <w:p>
+      <w:pPr>
+        <w:pStyle w:val="BodyText"/>
+      </w:pPr>
+      <w:r>
+        <w:t xml:space="preserve">ALYA: Ночная смена — это не только я, нас трое: я, Лида и Римма. Пусть говорят все трое, по двадцать секунд, потому что их тоже никто в Москве не видел. Римма вообще думает, что Москвы не существует, а есть только голос в телефоне.</w:t>
+      </w:r>
+    </w:p>
+    <w:p>
+      <w:pPr>
+        <w:pStyle w:val="BodyText"/>
+      </w:pPr>
+      <w:r>
+        <w:t xml:space="preserve">ALEKSEY: Трое, по двадцать секунд, договорились. Кирилл, запиши. И ещё, Аля: вы теперь старшая сибирской ночной смены, с прибавкой.</w:t>
+      </w:r>
+    </w:p>
+    <w:p>
+      <w:pPr>
+        <w:pStyle w:val="BodyText"/>
+      </w:pPr>
+      <w:r>
+        <w:t xml:space="preserve">IRINA: Это Ирина. Прибавка пятнадцать процентов с апреля, я уже посчитала, только не спрашивайте когда.</w:t>
+      </w:r>
+    </w:p>
+    <w:p>
+      <w:pPr>
+        <w:pStyle w:val="BodyText"/>
+      </w:pPr>
+      <w:r>
+        <w:t xml:space="preserve">ALYA: Пятнадцать процентов… Но я не за этим писала, правда.</w:t>
+      </w:r>
+    </w:p>
+    <w:p>
+      <w:pPr>
+        <w:pStyle w:val="BodyText"/>
+      </w:pPr>
+      <w:r>
+        <w:t xml:space="preserve">ALEKSEY: Я знаю. Поэтому и даём.</w:t>
       </w:r>
     </w:p>
     <w:bookmarkEnd w:id="24"/>
@@ -1835,119 +1835,119 @@
         <w:pStyle w:val="FirstParagraph"/>
       </w:pPr>
       <w:r>
-        <w:t xml:space="preserve">IRINA: Алексей, вы дома? Телефон был выключен весь день. Я проверяла каждый час.</w:t>
-      </w:r>
-    </w:p>
-    <w:p>
-      <w:pPr>
-        <w:pStyle w:val="BodyText"/>
-      </w:pPr>
-      <w:r>
-        <w:t xml:space="preserve">ALEKSEY: Дома. Вернулся из Сосновки. Что случилось? Говорите сразу.</w:t>
-      </w:r>
-    </w:p>
-    <w:p>
-      <w:pPr>
-        <w:pStyle w:val="BodyText"/>
-      </w:pPr>
-      <w:r>
-        <w:t xml:space="preserve">IRINA: Ничего. Совсем ничего. Всё спокойно.</w:t>
-      </w:r>
-    </w:p>
-    <w:p>
-      <w:pPr>
-        <w:pStyle w:val="BodyText"/>
-      </w:pPr>
-      <w:r>
-        <w:t xml:space="preserve">ALEKSEY: Совсем? За целый день?</w:t>
-      </w:r>
-    </w:p>
-    <w:p>
-      <w:pPr>
-        <w:pStyle w:val="BodyText"/>
-      </w:pPr>
-      <w:r>
-        <w:t xml:space="preserve">IRINA: Линия — девять звонков, все закрыты. Казань — поставка, плюс пять. Владивосток — Антон впервые за год ушёл домой в шесть. И написал в канал «Видели»: «Ушёл в шесть. Дочь удивилась». Тридцать человек поставили сердечко.</w:t>
-      </w:r>
-    </w:p>
-    <w:p>
-      <w:pPr>
-        <w:pStyle w:val="BodyText"/>
-      </w:pPr>
-      <w:r>
-        <w:t xml:space="preserve">ALEKSEY: Дочь удивилась. Это лучше любого отчёта.</w:t>
-      </w:r>
-    </w:p>
-    <w:p>
-      <w:pPr>
-        <w:pStyle w:val="BodyText"/>
-      </w:pPr>
-      <w:r>
-        <w:t xml:space="preserve">IRINA: И Ольга Петровна сделала пятьдесят два звонка из шестидесяти. Говорит, люди плакали. Трое. Хорошо плакали.</w:t>
-      </w:r>
-    </w:p>
-    <w:p>
-      <w:pPr>
-        <w:pStyle w:val="BodyText"/>
-      </w:pPr>
-      <w:r>
-        <w:t xml:space="preserve">ALEKSEY: Хорошо плакали. А бабушка сказала, что у меня давление сто тридцать. Первый раз за год.</w:t>
-      </w:r>
-    </w:p>
-    <w:p>
-      <w:pPr>
-        <w:pStyle w:val="BodyText"/>
-      </w:pPr>
-      <w:r>
-        <w:t xml:space="preserve">IRINA: Сто тридцать. Я запишу. В отдельную таблицу. «Учредители. Давление».</w:t>
-      </w:r>
-    </w:p>
-    <w:p>
-      <w:pPr>
-        <w:pStyle w:val="BodyText"/>
-      </w:pPr>
-      <w:r>
-        <w:t xml:space="preserve">ALEKSEY: Ирина, вы шутите?</w:t>
-      </w:r>
-    </w:p>
-    <w:p>
-      <w:pPr>
-        <w:pStyle w:val="BodyText"/>
-      </w:pPr>
-      <w:r>
-        <w:t xml:space="preserve">IRINA: Нет. Я завела её в субботу. Там три строчки. Ваша — первая. Моя — вторая. Ольги — третья.</w:t>
-      </w:r>
-    </w:p>
-    <w:p>
-      <w:pPr>
-        <w:pStyle w:val="BodyText"/>
-      </w:pPr>
-      <w:r>
-        <w:t xml:space="preserve">DOYUN: Лёша, привет. Я прилетаю в Москву через две недели. С новым вице-президентом по продажам. И с планом.</w:t>
-      </w:r>
-    </w:p>
-    <w:p>
-      <w:pPr>
-        <w:pStyle w:val="BodyText"/>
-      </w:pPr>
-      <w:r>
-        <w:t xml:space="preserve">ALEKSEY: План продаж? Какой план?</w:t>
-      </w:r>
-    </w:p>
-    <w:p>
-      <w:pPr>
-        <w:pStyle w:val="BodyText"/>
-      </w:pPr>
-      <w:r>
-        <w:t xml:space="preserve">DOYUN: Большой. Очень большой. В три раза больше, чем в этом году. Я его видел на совете директоров. Президент молчал. Лёша, я хотел предупредить заранее. Как друг, не как Седжин. Пока ещё воскресенье и ты отдохнул.</w:t>
-      </w:r>
-    </w:p>
-    <w:p>
-      <w:pPr>
-        <w:pStyle w:val="BodyText"/>
-      </w:pPr>
-      <w:r>
-        <w:t xml:space="preserve">ALEKSEY: Спасибо, что в воскресенье. И спасибо, что как друг.</w:t>
+        <w:t xml:space="preserve">IRINA: Алексей, вы дома? У вас весь день был выключен телефон, и я проверяла каждый час.</w:t>
+      </w:r>
+    </w:p>
+    <w:p>
+      <w:pPr>
+        <w:pStyle w:val="BodyText"/>
+      </w:pPr>
+      <w:r>
+        <w:t xml:space="preserve">ALEKSEY: Дома, только что вернулся из Сосновки. Что случилось? Говорите сразу, не тяните.</w:t>
+      </w:r>
+    </w:p>
+    <w:p>
+      <w:pPr>
+        <w:pStyle w:val="BodyText"/>
+      </w:pPr>
+      <w:r>
+        <w:t xml:space="preserve">IRINA: Ничего, совсем ничего не случилось. Всё спокойно.</w:t>
+      </w:r>
+    </w:p>
+    <w:p>
+      <w:pPr>
+        <w:pStyle w:val="BodyText"/>
+      </w:pPr>
+      <w:r>
+        <w:t xml:space="preserve">ALEKSEY: Совсем ничего? За целый день?</w:t>
+      </w:r>
+    </w:p>
+    <w:p>
+      <w:pPr>
+        <w:pStyle w:val="BodyText"/>
+      </w:pPr>
+      <w:r>
+        <w:t xml:space="preserve">IRINA: На линии было девять звонков, и все закрыты. В Казани поставка, плюс пять. А во Владивостоке Антон впервые за год ушёл домой в шесть и написал в канал «Видели»: «Ушёл в шесть. Дочь удивилась». Тридцать человек поставили сердечко.</w:t>
+      </w:r>
+    </w:p>
+    <w:p>
+      <w:pPr>
+        <w:pStyle w:val="BodyText"/>
+      </w:pPr>
+      <w:r>
+        <w:t xml:space="preserve">ALEKSEY: «Дочь удивилась» — это лучше любого отчёта, который я читал.</w:t>
+      </w:r>
+    </w:p>
+    <w:p>
+      <w:pPr>
+        <w:pStyle w:val="BodyText"/>
+      </w:pPr>
+      <w:r>
+        <w:t xml:space="preserve">IRINA: А Ольга Петровна сделала пятьдесят два звонка из шестидесяти. Говорит, что трое людей плакали, но хорошо плакали.</w:t>
+      </w:r>
+    </w:p>
+    <w:p>
+      <w:pPr>
+        <w:pStyle w:val="BodyText"/>
+      </w:pPr>
+      <w:r>
+        <w:t xml:space="preserve">ALEKSEY: Хорошо плакали… А бабушка сказала, что у меня давление сто тридцать, впервые за год.</w:t>
+      </w:r>
+    </w:p>
+    <w:p>
+      <w:pPr>
+        <w:pStyle w:val="BodyText"/>
+      </w:pPr>
+      <w:r>
+        <w:t xml:space="preserve">IRINA: Сто тридцать, я запишу это в отдельную таблицу: «Учредители. Давление».</w:t>
+      </w:r>
+    </w:p>
+    <w:p>
+      <w:pPr>
+        <w:pStyle w:val="BodyText"/>
+      </w:pPr>
+      <w:r>
+        <w:t xml:space="preserve">ALEKSEY: Ирина, вы сейчас шутите, правда?</w:t>
+      </w:r>
+    </w:p>
+    <w:p>
+      <w:pPr>
+        <w:pStyle w:val="BodyText"/>
+      </w:pPr>
+      <w:r>
+        <w:t xml:space="preserve">IRINA: Нет, я завела её в субботу. Там три строчки: ваша первая, моя вторая, а Ольги третья.</w:t>
+      </w:r>
+    </w:p>
+    <w:p>
+      <w:pPr>
+        <w:pStyle w:val="BodyText"/>
+      </w:pPr>
+      <w:r>
+        <w:t xml:space="preserve">DOYUN: Лёша, привет. Я прилетаю в Москву через две недели, с новым вице-президентом по продажам и с планом.</w:t>
+      </w:r>
+    </w:p>
+    <w:p>
+      <w:pPr>
+        <w:pStyle w:val="BodyText"/>
+      </w:pPr>
+      <w:r>
+        <w:t xml:space="preserve">ALEKSEY: План продаж? А какой именно план?</w:t>
+      </w:r>
+    </w:p>
+    <w:p>
+      <w:pPr>
+        <w:pStyle w:val="BodyText"/>
+      </w:pPr>
+      <w:r>
+        <w:t xml:space="preserve">DOYUN: Большой, очень большой: в три раза больше, чем в этом году. Я видел его на совете директоров, и президент молчал. Лёша, я хотел предупредить тебя заранее, как друг, а не как Седжин, пока ещё воскресенье и ты отдохнул.</w:t>
+      </w:r>
+    </w:p>
+    <w:p>
+      <w:pPr>
+        <w:pStyle w:val="BodyText"/>
+      </w:pPr>
+      <w:r>
+        <w:t xml:space="preserve">ALEKSEY: Спасибо, что в воскресенье, и спасибо, что как друг.</w:t>
       </w:r>
     </w:p>
     <w:p>
@@ -2911,7 +2911,7 @@
         <w:t xml:space="preserve">“</w:t>
       </w:r>
       <w:r>
-        <w:t xml:space="preserve">И в одном часовом поясе. Бабушка сказала мне в субботу: «Одиннадцать поясов, а ты один». Я думал, это про мой сон. Это было про всю компанию. Нас шестьдесят, а работаем, как один уставший человек, который пишет всем в любое время.</w:t>
+        <w:t xml:space="preserve">И в одном часовом поясе. Бабушка сказала мне в субботу: «Одиннадцать поясов, а ты один». Я думал, это про мой сон, а это было про всю компанию. Нас шестьдесят, а работаем, как один уставший человек, который пишет всем в любое время.</w:t>
       </w:r>
       <w:r>
         <w:t xml:space="preserve">”</w:t>
@@ -3029,7 +3029,7 @@
               <w:jc w:val="left"/>
             </w:pPr>
             <w:r>
-              <w:t xml:space="preserve">Бабушка сказала мне…: «…»</w:t>
+              <w:t xml:space="preserve">Бабушка сказала мне в субботу: «…»</w:t>
             </w:r>
           </w:p>
         </w:tc>
@@ -3055,31 +3055,31 @@
               <w:jc w:val="left"/>
             </w:pPr>
             <w:r>
-              <w:t xml:space="preserve">③ 오해</w:t>
-            </w:r>
-          </w:p>
-        </w:tc>
-        <w:tc>
-          <w:tcPr/>
-          <w:p>
-            <w:pPr>
-              <w:pStyle w:val="Compact"/>
-              <w:jc w:val="left"/>
-            </w:pPr>
-            <w:r>
-              <w:t xml:space="preserve">Я думал, это про мой сон.</w:t>
-            </w:r>
-          </w:p>
-        </w:tc>
-        <w:tc>
-          <w:tcPr/>
-          <w:p>
-            <w:pPr>
-              <w:pStyle w:val="Compact"/>
-              <w:jc w:val="left"/>
-            </w:pPr>
-            <w:r>
-              <w:t xml:space="preserve">думал = 착각</w:t>
+              <w:t xml:space="preserve">③ 오해 → 재해석</w:t>
+            </w:r>
+          </w:p>
+        </w:tc>
+        <w:tc>
+          <w:tcPr/>
+          <w:p>
+            <w:pPr>
+              <w:pStyle w:val="Compact"/>
+              <w:jc w:val="left"/>
+            </w:pPr>
+            <w:r>
+              <w:t xml:space="preserve">Я думал, это про мой сон, а это было про всю компанию.</w:t>
+            </w:r>
+          </w:p>
+        </w:tc>
+        <w:tc>
+          <w:tcPr/>
+          <w:p>
+            <w:pPr>
+              <w:pStyle w:val="Compact"/>
+              <w:jc w:val="left"/>
+            </w:pPr>
+            <w:r>
+              <w:t xml:space="preserve">думал = 착각, а로 반전, про + 대격</w:t>
             </w:r>
           </w:p>
         </w:tc>
@@ -3093,31 +3093,31 @@
               <w:jc w:val="left"/>
             </w:pPr>
             <w:r>
-              <w:t xml:space="preserve">④ 재해석</w:t>
-            </w:r>
-          </w:p>
-        </w:tc>
-        <w:tc>
-          <w:tcPr/>
-          <w:p>
-            <w:pPr>
-              <w:pStyle w:val="Compact"/>
-              <w:jc w:val="left"/>
-            </w:pPr>
-            <w:r>
-              <w:t xml:space="preserve">Это было про всю компанию.</w:t>
-            </w:r>
-          </w:p>
-        </w:tc>
-        <w:tc>
-          <w:tcPr/>
-          <w:p>
-            <w:pPr>
-              <w:pStyle w:val="Compact"/>
-              <w:jc w:val="left"/>
-            </w:pPr>
-            <w:r>
-              <w:t xml:space="preserve">про + 대격</w:t>
+              <w:t xml:space="preserve">④ 진단</w:t>
+            </w:r>
+          </w:p>
+        </w:tc>
+        <w:tc>
+          <w:tcPr/>
+          <w:p>
+            <w:pPr>
+              <w:pStyle w:val="Compact"/>
+              <w:jc w:val="left"/>
+            </w:pPr>
+            <w:r>
+              <w:t xml:space="preserve">Нас шестьдесят, а работаем, как один уставший человек…</w:t>
+            </w:r>
+          </w:p>
+        </w:tc>
+        <w:tc>
+          <w:tcPr/>
+          <w:p>
+            <w:pPr>
+              <w:pStyle w:val="Compact"/>
+              <w:jc w:val="left"/>
+            </w:pPr>
+            <w:r>
+              <w:t xml:space="preserve">대조 а + 비유 как</w:t>
             </w:r>
           </w:p>
         </w:tc>
@@ -3131,31 +3131,31 @@
               <w:jc w:val="left"/>
             </w:pPr>
             <w:r>
-              <w:t xml:space="preserve">⑤ 진단</w:t>
-            </w:r>
-          </w:p>
-        </w:tc>
-        <w:tc>
-          <w:tcPr/>
-          <w:p>
-            <w:pPr>
-              <w:pStyle w:val="Compact"/>
-              <w:jc w:val="left"/>
-            </w:pPr>
-            <w:r>
-              <w:t xml:space="preserve">Нас шестьдесят, а работаем, как один… человек, который…</w:t>
-            </w:r>
-          </w:p>
-        </w:tc>
-        <w:tc>
-          <w:tcPr/>
-          <w:p>
-            <w:pPr>
-              <w:pStyle w:val="Compact"/>
-              <w:jc w:val="left"/>
-            </w:pPr>
-            <w:r>
-              <w:t xml:space="preserve">대조 а + 비유 как</w:t>
+              <w:t xml:space="preserve">⑤ 묘사</w:t>
+            </w:r>
+          </w:p>
+        </w:tc>
+        <w:tc>
+          <w:tcPr/>
+          <w:p>
+            <w:pPr>
+              <w:pStyle w:val="Compact"/>
+              <w:jc w:val="left"/>
+            </w:pPr>
+            <w:r>
+              <w:t xml:space="preserve">…который пишет всем в любое время.</w:t>
+            </w:r>
+          </w:p>
+        </w:tc>
+        <w:tc>
+          <w:tcPr/>
+          <w:p>
+            <w:pPr>
+              <w:pStyle w:val="Compact"/>
+              <w:jc w:val="left"/>
+            </w:pPr>
+            <w:r>
+              <w:t xml:space="preserve">который + 현재(습관)</w:t>
             </w:r>
           </w:p>
         </w:tc>
@@ -3179,7 +3179,7 @@
         <w:t xml:space="preserve">“</w:t>
       </w:r>
       <w:r>
-        <w:t xml:space="preserve">… сказал(а) мне: «…». Я думал, это про… Это было про… Нас…, а работаем, как…</w:t>
+        <w:t xml:space="preserve">… сказал(а) мне: «…». Я думал, это про…, а это было про… Нас…, а работаем, как…, который…</w:t>
       </w:r>
       <w:r>
         <w:t xml:space="preserve">”</w:t>
@@ -3214,7 +3214,7 @@
         <w:t xml:space="preserve"> </w:t>
       </w:r>
       <w:r>
-        <w:t xml:space="preserve">개인에게 한 조언을 팀 전체의 문제로 다시 읽는 말을 30~40단어로.</w:t>
+        <w:t xml:space="preserve">개인에게 한 조언을 팀 전체의 문제로 다시 읽는 말을 35~60단어로.</w:t>
       </w:r>
     </w:p>
     <w:bookmarkEnd w:id="30"/>
@@ -3722,119 +3722,119 @@
         <w:pStyle w:val="FirstParagraph"/>
       </w:pPr>
       <w:r>
-        <w:t xml:space="preserve">이리나: 알렉세이? 일찍 오셨네요. 문 앞에서 뭐 하세요? 의자 위에서?</w:t>
-      </w:r>
-    </w:p>
-    <w:p>
-      <w:pPr>
-        <w:pStyle w:val="BodyText"/>
-      </w:pPr>
-      <w:r>
-        <w:t xml:space="preserve">알렉세이: 쓰고 있어요. 할머니 볼펜으로. 세 번째 줄. 「아침에. 그걸 볼 때」라고 하셨거든요.</w:t>
-      </w:r>
-    </w:p>
-    <w:p>
-      <w:pPr>
-        <w:pStyle w:val="BodyText"/>
-      </w:pPr>
-      <w:r>
-        <w:t xml:space="preserve">이리나: 「자신에게도」. 작게. 「해를 끼치지 마라」 밑에. 반듯하게 됐네요.</w:t>
-      </w:r>
-    </w:p>
-    <w:p>
-      <w:pPr>
-        <w:pStyle w:val="BodyText"/>
-      </w:pPr>
-      <w:r>
-        <w:t xml:space="preserve">알렉세이: 반듯해요? 판지는 늘 비뚤게 걸려 있잖아요.</w:t>
-      </w:r>
-    </w:p>
-    <w:p>
-      <w:pPr>
-        <w:pStyle w:val="BodyText"/>
-      </w:pPr>
-      <w:r>
-        <w:t xml:space="preserve">이리나: 판지는 — 비뚤고. 줄은 — 반듯하고. 좋아요. 그대로 둬요.</w:t>
-      </w:r>
-    </w:p>
-    <w:p>
-      <w:pPr>
-        <w:pStyle w:val="BodyText"/>
-      </w:pPr>
-      <w:r>
-        <w:t xml:space="preserve">키릴: 8시 정각. 전체 화상회의. 연결 중. 스물… 마흔… 쉰여섯. 넷은 접속 안 했어요.</w:t>
-      </w:r>
-    </w:p>
-    <w:p>
-      <w:pPr>
-        <w:pStyle w:val="BodyText"/>
-      </w:pPr>
-      <w:r>
-        <w:t xml:space="preserve">알렉세이: 화면 쉰여섯 칸. 절반은 카메라가 꺼져 있네.</w:t>
-      </w:r>
-    </w:p>
-    <w:p>
-      <w:pPr>
-        <w:pStyle w:val="BodyText"/>
-      </w:pPr>
-      <w:r>
-        <w:t xml:space="preserve">디마: 블라디보스토크는 멈췄어요. 노보시비르스크 — 야간조는 자요. 카잔 — 차 안. 페테르부르크 — 미팅 중.</w:t>
-      </w:r>
-    </w:p>
-    <w:p>
-      <w:pPr>
-        <w:pStyle w:val="BodyText"/>
-      </w:pPr>
-      <w:r>
-        <w:t xml:space="preserve">알렉세이: 모두 좋은 아침입니다. 다섯 도시에 대해 말하고 싶었어요. 그리고 우리가…</w:t>
-      </w:r>
-    </w:p>
-    <w:p>
-      <w:pPr>
-        <w:pStyle w:val="BodyText"/>
-      </w:pPr>
-      <w:r>
-        <w:t xml:space="preserve">안톤: 알렉세이 니콜라예비치, 안 들려요. 블라디보스토크 안톤이에요. 여긴 지금 오후 3시예요. 다시 말씀해 주실래요?</w:t>
-      </w:r>
-    </w:p>
-    <w:p>
-      <w:pPr>
-        <w:pStyle w:val="BodyText"/>
-      </w:pPr>
-      <w:r>
-        <w:t xml:space="preserve">알렉세이: 안톤, 이제 들려요? 다섯 도시가…</w:t>
-      </w:r>
-    </w:p>
-    <w:p>
-      <w:pPr>
-        <w:pStyle w:val="BodyText"/>
-      </w:pPr>
-      <w:r>
-        <w:t xml:space="preserve">안톤: 이제 들려요. 그런데 화면이 멈췄어요. 입을 벌린 채로.</w:t>
-      </w:r>
-    </w:p>
-    <w:p>
-      <w:pPr>
-        <w:pStyle w:val="BodyText"/>
-      </w:pPr>
-      <w:r>
-        <w:t xml:space="preserve">올가: 나예요. 나도 안 들려요. 그런데 난 옆방에 있거든요. 그냥 건너가도 될까요?</w:t>
-      </w:r>
-    </w:p>
-    <w:p>
-      <w:pPr>
-        <w:pStyle w:val="BodyText"/>
-      </w:pPr>
-      <w:r>
-        <w:t xml:space="preserve">이리나: 60명. 그중 20명은 실제로 한 번도 본 적이 없어요. 그런데 내가 월급을 줘요.</w:t>
-      </w:r>
-    </w:p>
-    <w:p>
-      <w:pPr>
-        <w:pStyle w:val="BodyText"/>
-      </w:pPr>
-      <w:r>
-        <w:t xml:space="preserve">알렉세이: 화상회의 20분. 세 문장 말했어요. 이거 실패죠?</w:t>
+        <w:t xml:space="preserve">이리나: 알렉세이? 오늘 일찍 오셨네요. 그런데 문 앞에서 의자 위에 올라가서 뭐 하세요?</w:t>
+      </w:r>
+    </w:p>
+    <w:p>
+      <w:pPr>
+        <w:pStyle w:val="BodyText"/>
+      </w:pPr>
+      <w:r>
+        <w:t xml:space="preserve">알렉세이: 할머니 펜으로 세 번째 줄을 쓰고 있어요. 「아침에, 그걸 바라볼 때」 쓰라고 하셨거든요.</w:t>
+      </w:r>
+    </w:p>
+    <w:p>
+      <w:pPr>
+        <w:pStyle w:val="BodyText"/>
+      </w:pPr>
+      <w:r>
+        <w:t xml:space="preserve">이리나: 「자신에게도」, 작게, 「해를 끼치지 말라」 아래에. 그런데 반듯하게 잘 쓰셨네요.</w:t>
+      </w:r>
+    </w:p>
+    <w:p>
+      <w:pPr>
+        <w:pStyle w:val="BodyText"/>
+      </w:pPr>
+      <w:r>
+        <w:t xml:space="preserve">알렉세이: 반듯하게요? 우리 판지는 늘 삐뚤게 걸려 있잖아요.</w:t>
+      </w:r>
+    </w:p>
+    <w:p>
+      <w:pPr>
+        <w:pStyle w:val="BodyText"/>
+      </w:pPr>
+      <w:r>
+        <w:t xml:space="preserve">이리나: 판지는 삐뚤게 걸려 있지만, 글씨는 반듯해요. 좋아요, 그대로 두죠.</w:t>
+      </w:r>
+    </w:p>
+    <w:p>
+      <w:pPr>
+        <w:pStyle w:val="BodyText"/>
+      </w:pPr>
+      <w:r>
+        <w:t xml:space="preserve">키릴: 8시 정각, 전체 화상회의요. 다 연결할게요. 스물… 마흔… 쉰여섯. 네 명은 끝내 연결이 안 됐어요.</w:t>
+      </w:r>
+    </w:p>
+    <w:p>
+      <w:pPr>
+        <w:pStyle w:val="BodyText"/>
+      </w:pPr>
+      <w:r>
+        <w:t xml:space="preserve">알렉세이: 화면에 네모가 쉰여섯 개인데, 그중 절반은 카메라를 껐네요.</w:t>
+      </w:r>
+    </w:p>
+    <w:p>
+      <w:pPr>
+        <w:pStyle w:val="BodyText"/>
+      </w:pPr>
+      <w:r>
+        <w:t xml:space="preserve">디마: 블라디보스토크는 화면이 멈추고, 노보시비르스크 야간 근무조는 자고, 카잔은 차 안이고, 페테르부르크는 미팅 중이에요.</w:t>
+      </w:r>
+    </w:p>
+    <w:p>
+      <w:pPr>
+        <w:pStyle w:val="BodyText"/>
+      </w:pPr>
+      <w:r>
+        <w:t xml:space="preserve">알렉세이: 모두 좋은 아침입니다. 도시 다섯 곳에 대해, 그리고 우리가…</w:t>
+      </w:r>
+    </w:p>
+    <w:p>
+      <w:pPr>
+        <w:pStyle w:val="BodyText"/>
+      </w:pPr>
+      <w:r>
+        <w:t xml:space="preserve">안톤: 알렉세이 니콜라예비치, 안 들려요. 블라디보스토크의 안톤인데요, 여긴 지금 오후 3시예요. 다시 말씀해 주실래요?</w:t>
+      </w:r>
+    </w:p>
+    <w:p>
+      <w:pPr>
+        <w:pStyle w:val="BodyText"/>
+      </w:pPr>
+      <w:r>
+        <w:t xml:space="preserve">알렉세이: 안톤, 이제 들려요? 우리에게 도시가 다섯 곳이 있다고 말하는 중인데…</w:t>
+      </w:r>
+    </w:p>
+    <w:p>
+      <w:pPr>
+        <w:pStyle w:val="BodyText"/>
+      </w:pPr>
+      <w:r>
+        <w:t xml:space="preserve">안톤: 이제 들려요. 그런데 화면이 멈췄어요, 입을 벌린 채로요.</w:t>
+      </w:r>
+    </w:p>
+    <w:p>
+      <w:pPr>
+        <w:pStyle w:val="BodyText"/>
+      </w:pPr>
+      <w:r>
+        <w:t xml:space="preserve">올가: 저예요. 저도 안 들려요, 옆방에 앉아 있는데도요. 그냥 그쪽으로 가도 될까요?</w:t>
+      </w:r>
+    </w:p>
+    <w:p>
+      <w:pPr>
+        <w:pStyle w:val="BodyText"/>
+      </w:pPr>
+      <w:r>
+        <w:t xml:space="preserve">이리나: 직원이 예순 명인데, 그중 스무 명은 월급을 주면서도 한 번도 실제로 본 적이 없어요.</w:t>
+      </w:r>
+    </w:p>
+    <w:p>
+      <w:pPr>
+        <w:pStyle w:val="BodyText"/>
+      </w:pPr>
+      <w:r>
+        <w:t xml:space="preserve">알렉세이: 회의 20분에 겨우 세 문장 말했네요. 실패죠, 그렇죠?</w:t>
       </w:r>
     </w:p>
     <w:bookmarkEnd w:id="33"/>
@@ -3852,279 +3852,279 @@
         <w:pStyle w:val="FirstParagraph"/>
       </w:pPr>
       <w:r>
-        <w:t xml:space="preserve">조야: 알렉세이 니콜라예비치, 잠깐요? 급해요. 의료 문제 아니에요. 더 나빠요. 알랴가 사직서를 써요. 노보시비르스크. 야간조.</w:t>
-      </w:r>
-    </w:p>
-    <w:p>
-      <w:pPr>
-        <w:pStyle w:val="BodyText"/>
-      </w:pPr>
-      <w:r>
-        <w:t xml:space="preserve">알렉세이: 알랴? 케메로보를 구한? 첫날 밤에?</w:t>
-      </w:r>
-    </w:p>
-    <w:p>
-      <w:pPr>
-        <w:pStyle w:val="BodyText"/>
-      </w:pPr>
-      <w:r>
-        <w:t xml:space="preserve">조야: 그 사람이요. 이게 편지예요. 나한테. 밤에. 읽을까요?</w:t>
-      </w:r>
-    </w:p>
-    <w:p>
-      <w:pPr>
-        <w:pStyle w:val="BodyText"/>
-      </w:pPr>
-      <w:r>
-        <w:t xml:space="preserve">알렉세이: 읽어 주세요.</w:t>
-      </w:r>
-    </w:p>
-    <w:p>
-      <w:pPr>
-        <w:pStyle w:val="BodyText"/>
-      </w:pPr>
-      <w:r>
-        <w:t xml:space="preserve">조야: 「조야 미하일로브나. 그만두겠습니다. 돈 때문이 아니에요. 침묵 때문이에요. 석 달째 밤에 일해요. 모스크바는 제가 실수했을 때만 연락해요. 『왜 칸이 비어 있나』. 『왜 통화가 종료 처리 안 됐나』. 케메로보 일로는 아무도 연락 안 했어요. 선생님 말고는. 저는 필요 없어요. 저는 표의 칸이에요」.</w:t>
-      </w:r>
-    </w:p>
-    <w:p>
-      <w:pPr>
-        <w:pStyle w:val="BodyText"/>
-      </w:pPr>
-      <w:r>
-        <w:t xml:space="preserve">디마: 「표의 칸」. 이거… 내 얘기예요. 칸 얘기는 내가 써요. 매일 아침. 8시에.</w:t>
-      </w:r>
-    </w:p>
-    <w:p>
-      <w:pPr>
-        <w:pStyle w:val="BodyText"/>
-      </w:pPr>
-      <w:r>
-        <w:t xml:space="preserve">알렉세이: 디마, 석 달 동안 알랴한테 메시지 몇 개 보냈어?</w:t>
-      </w:r>
-    </w:p>
-    <w:p>
-      <w:pPr>
-        <w:pStyle w:val="BodyText"/>
-      </w:pPr>
-      <w:r>
-        <w:t xml:space="preserve">디마: 모르겠어요. 지금 볼게요. 마흔한 개. 전부 — 칸 얘기. 「고마워요」는 하나도 없어요.</w:t>
-      </w:r>
-    </w:p>
-    <w:p>
-      <w:pPr>
-        <w:pStyle w:val="BodyText"/>
-      </w:pPr>
-      <w:r>
-        <w:t xml:space="preserve">조야: 난 「고마워요」를 썼어요. 매주. 하지만 난 — 조야예요. 그녀는 모스크바를 기다렸어요.</w:t>
-      </w:r>
-    </w:p>
-    <w:p>
-      <w:pPr>
-        <w:pStyle w:val="BodyText"/>
-      </w:pPr>
-      <w:r>
-        <w:t xml:space="preserve">이리나: 모스크바가 누구예요? 우리? 당신? 디마?</w:t>
-      </w:r>
-    </w:p>
-    <w:p>
-      <w:pPr>
-        <w:pStyle w:val="BodyText"/>
-      </w:pPr>
-      <w:r>
-        <w:t xml:space="preserve">조야: 그녀에게 모스크바는 아침 8시 화면에 있는 모든 사람이에요. 한 번도 실제로 본 적 없는 사람들. 새벽 2시나 근무 끝난 정오에 메시지를 보내는 사람들. 그녀에게 모스크바는 도시가 아니에요. 늘 불만인 목소리예요.</w:t>
-      </w:r>
-    </w:p>
-    <w:p>
-      <w:pPr>
-        <w:pStyle w:val="BodyText"/>
-      </w:pPr>
-      <w:r>
-        <w:t xml:space="preserve">알렉세이: 새벽 2시. 디마, 칸 얘기는 언제 써?</w:t>
-      </w:r>
-    </w:p>
-    <w:p>
-      <w:pPr>
-        <w:pStyle w:val="BodyText"/>
-      </w:pPr>
-      <w:r>
-        <w:t xml:space="preserve">디마: 아침 8시요. 모스크바 시간. 그럼 그쪽은… 낮 12시. 근무 끝나고 자는 시간이에요.</w:t>
-      </w:r>
-    </w:p>
-    <w:p>
-      <w:pPr>
-        <w:pStyle w:val="BodyText"/>
-      </w:pPr>
-      <w:r>
-        <w:t xml:space="preserve">알렉세이: 그리고 「왜 칸이 비어 있나」에 깨는 거지.</w:t>
-      </w:r>
-    </w:p>
-    <w:p>
-      <w:pPr>
-        <w:pStyle w:val="BodyText"/>
-      </w:pPr>
-      <w:r>
-        <w:t xml:space="preserve">키릴: 저 말해도 돼요? 어제 계산했어요. 3월 회사 전체 메시지. 40퍼센트가 근무 시간 밖의 사람에게 가요. 블라디보스토크는 새벽 2시에 업무를 받아요. 노보시비르스크는 — 점심때, 야간조가 잘 때. 그리고 카잔은 — 금요일 예배 시간에.</w:t>
-      </w:r>
-    </w:p>
-    <w:p>
-      <w:pPr>
-        <w:pStyle w:val="BodyText"/>
-      </w:pPr>
-      <w:r>
-        <w:t xml:space="preserve">올가: 이건 법 문제이기도 해요. 원격 근로자 — 노동법 49.1장. 고용주와의 소통 시간은 계약서에 명시해야 해요. 연락 방식, 응답 기한. 우린 아무에게도 안 적혀 있어요. 단 한 사람에게도.</w:t>
-      </w:r>
-    </w:p>
-    <w:p>
-      <w:pPr>
-        <w:pStyle w:val="BodyText"/>
-      </w:pPr>
-      <w:r>
-        <w:t xml:space="preserve">이리나: 아무에게도요? 60명 중에?</w:t>
-      </w:r>
-    </w:p>
-    <w:p>
-      <w:pPr>
-        <w:pStyle w:val="BodyText"/>
-      </w:pPr>
-      <w:r>
-        <w:t xml:space="preserve">올가: 아무에게도. 급하게 채용했죠. 계약서엔 — 「모스크바 시간 기준」. 블라디보스토크까지. 내 실수예요.</w:t>
-      </w:r>
-    </w:p>
-    <w:p>
-      <w:pPr>
-        <w:pStyle w:val="BodyText"/>
-      </w:pPr>
-      <w:r>
-        <w:t xml:space="preserve">안톤: 안톤이에요. 연결돼 있어요, 끼어들어 죄송해요. 솔직히 말해도 될까요? 모스크바 시간에 맞추면 전 오후 2시부터 밤 11시까지 일해요. 여기 시간으로요. 딸이 저를 못 봐요. 전 말 안 했어요. 그래야 하는 줄 알았어요. 「모스크바」니까.</w:t>
-      </w:r>
-    </w:p>
-    <w:p>
-      <w:pPr>
-        <w:pStyle w:val="BodyText"/>
-      </w:pPr>
-      <w:r>
-        <w:t xml:space="preserve">알렉세이: 안톤, 왜 말 안 했어요?</w:t>
-      </w:r>
-    </w:p>
-    <w:p>
-      <w:pPr>
-        <w:pStyle w:val="BodyText"/>
-      </w:pPr>
-      <w:r>
-        <w:t xml:space="preserve">안톤: 블라디보스토크에선 제가 혼자니까요. 모스크바엔 서른 명이고요. 혼자는 불평 안 해요. 혼자는 참아요.</w:t>
-      </w:r>
-    </w:p>
-    <w:p>
-      <w:pPr>
-        <w:pStyle w:val="BodyText"/>
-      </w:pPr>
-      <w:r>
-        <w:t xml:space="preserve">알렉세이: 혼자는 참는다. 할머니처럼. 40년 동안 혼자 마을 넷을.</w:t>
-      </w:r>
-    </w:p>
-    <w:p>
-      <w:pPr>
-        <w:pStyle w:val="BodyText"/>
-      </w:pPr>
-      <w:r>
-        <w:t xml:space="preserve">안톤: 할머니를 뵌 적은 없지만. 어쩐지 그분을 이해할 것 같아요.</w:t>
-      </w:r>
-    </w:p>
-    <w:p>
-      <w:pPr>
-        <w:pStyle w:val="BodyText"/>
-      </w:pPr>
-      <w:r>
-        <w:t xml:space="preserve">조야: 알랴가 나한테 한 문장을 말했어요. 적어 뒀어요: 「밤엔 사람을 살리는데, 낮엔 — 아무것도 아니에요」.</w:t>
-      </w:r>
-    </w:p>
-    <w:p>
-      <w:pPr>
-        <w:pStyle w:val="BodyText"/>
-      </w:pPr>
-      <w:r>
-        <w:t xml:space="preserve">디마: 전화할게요. 지금. 사과할게요.</w:t>
-      </w:r>
-    </w:p>
-    <w:p>
-      <w:pPr>
-        <w:pStyle w:val="BodyText"/>
-      </w:pPr>
-      <w:r>
-        <w:t xml:space="preserve">조야: 지금은 — 안 돼요. 거긴 오후 3시, 자고 있어요. 또 깨우게 돼요.</w:t>
-      </w:r>
-    </w:p>
-    <w:p>
-      <w:pPr>
-        <w:pStyle w:val="BodyText"/>
-      </w:pPr>
-      <w:r>
-        <w:t xml:space="preserve">디마: 또. 보세요. 사과도 제때 못 해요.</w:t>
-      </w:r>
-    </w:p>
-    <w:p>
-      <w:pPr>
-        <w:pStyle w:val="BodyText"/>
-      </w:pPr>
-      <w:r>
-        <w:t xml:space="preserve">알렉세이: 잠깐, 디마. 사과는 — 옳아. 하지만 「고마워」 한 번으론 안 낫는다. 아픈 건 알랴가 아니야. 우리야. 1년 만에 20명에서 60명이 됐어. 그런데 20명이 한 방에 있는 것처럼 일해.</w:t>
-      </w:r>
-    </w:p>
-    <w:p>
-      <w:pPr>
-        <w:pStyle w:val="BodyText"/>
-      </w:pPr>
-      <w:r>
-        <w:t xml:space="preserve">이리나: 그리고 한 시간대에 있는 것처럼.</w:t>
-      </w:r>
-    </w:p>
-    <w:p>
-      <w:pPr>
-        <w:pStyle w:val="BodyText"/>
-      </w:pPr>
-      <w:r>
-        <w:t xml:space="preserve">알렉세이: 그리고 한 시간대에 있는 것처럼. 할머니가 토요일에 그러셨어요: 「시간대 열한 개, 그런데 너는 하나」. 내 잠 얘긴 줄 알았어요. 회사 전체 얘기였어요. 우린 60명인데, 아무 때나 모두에게 메시지를 보내는 지친 한 사람처럼 일해요.</w:t>
-      </w:r>
-    </w:p>
-    <w:p>
-      <w:pPr>
-        <w:pStyle w:val="BodyText"/>
-      </w:pPr>
-      <w:r>
-        <w:t xml:space="preserve">올가: 그럼 문서가 필요해요. 규칙. 판지 말고. 계약서에. 추가 합의서 60장.</w:t>
-      </w:r>
-    </w:p>
-    <w:p>
-      <w:pPr>
-        <w:pStyle w:val="BodyText"/>
-      </w:pPr>
-      <w:r>
-        <w:t xml:space="preserve">알렉세이: 올가 페트로브나, 규칙 — 네. 하지만 먼저 — 사람. 조야, 노보시비르스크로 날아가 줄 수 있어요?</w:t>
-      </w:r>
-    </w:p>
-    <w:p>
-      <w:pPr>
-        <w:pStyle w:val="BodyText"/>
-      </w:pPr>
-      <w:r>
-        <w:t xml:space="preserve">조야: 내가요? 당신이 아니라? 디마가 아니라?</w:t>
-      </w:r>
-    </w:p>
-    <w:p>
-      <w:pPr>
-        <w:pStyle w:val="BodyText"/>
-      </w:pPr>
-      <w:r>
-        <w:t xml:space="preserve">알렉세이: 당신이요. 당신이 가르쳤어요. 당신을 믿어요. 내가 가면 — 「모스크바가 점검하러 왔다」가 돼요. 디마가 가면 — 「모스크바가 사과하러 왔다」. 그런데 당신이 가면 — 그냥 「조야가 왔다」예요. 그게 그녀에게 필요한 거예요.</w:t>
-      </w:r>
-    </w:p>
-    <w:p>
-      <w:pPr>
-        <w:pStyle w:val="BodyText"/>
-      </w:pPr>
-      <w:r>
-        <w:t xml:space="preserve">조야: 좋아요. 갈게요. 하지만 모스크바의 「고마워요」 없이는 어차피 안 남을 거예요. 알아요.</w:t>
+        <w:t xml:space="preserve">조야: 알렉세이 니콜라예비치, 들어가도 될까요? 급해요. 의료 문제가 아니라 더 나빠요. 노보시비르스크 야간 근무조 알랴가 사직서를 쓰고 있어요.</w:t>
+      </w:r>
+    </w:p>
+    <w:p>
+      <w:pPr>
+        <w:pStyle w:val="BodyText"/>
+      </w:pPr>
+      <w:r>
+        <w:t xml:space="preserve">알렉세이: 알랴요? 첫날 밤에 케메로보 환자를 살린 그 알랴요?</w:t>
+      </w:r>
+    </w:p>
+    <w:p>
+      <w:pPr>
+        <w:pStyle w:val="BodyText"/>
+      </w:pPr>
+      <w:r>
+        <w:t xml:space="preserve">조야: 그 사람이요. 이게 밤에 저한테 쓴 편지예요. 읽어 드릴까요?</w:t>
+      </w:r>
+    </w:p>
+    <w:p>
+      <w:pPr>
+        <w:pStyle w:val="BodyText"/>
+      </w:pPr>
+      <w:r>
+        <w:t xml:space="preserve">알렉세이: 읽어 주세요, 처음부터 끝까지요.</w:t>
+      </w:r>
+    </w:p>
+    <w:p>
+      <w:pPr>
+        <w:pStyle w:val="BodyText"/>
+      </w:pPr>
+      <w:r>
+        <w:t xml:space="preserve">조야: 「조야 미하일로브나. 그만두겠습니다. 돈 때문이 아니라 침묵 때문이에요. 석 달 동안 밤에 일했어요. 모스크바는 제가 실수했을 때만 메시지를 보내요. 〈왜 칸이 비어 있죠〉, 〈왜 통화가 종료 처리되지 않았죠〉. 케메로보 일은 선생님 말고 아무도 언급하지 않았어요. 저는 필요 없는 사람이에요. 저는 표의 칸이에요」.</w:t>
+      </w:r>
+    </w:p>
+    <w:p>
+      <w:pPr>
+        <w:pStyle w:val="BodyText"/>
+      </w:pPr>
+      <w:r>
+        <w:t xml:space="preserve">디마: 「표의 칸」… 이건… 이건 제 얘기예요. 매일 아침 8시에 칸 얘기를 쓰는 게 저예요.</w:t>
+      </w:r>
+    </w:p>
+    <w:p>
+      <w:pPr>
+        <w:pStyle w:val="BodyText"/>
+      </w:pPr>
+      <w:r>
+        <w:t xml:space="preserve">알렉세이: 디마, 석 달 동안 알랴에게 메시지 몇 개 보냈어?</w:t>
+      </w:r>
+    </w:p>
+    <w:p>
+      <w:pPr>
+        <w:pStyle w:val="BodyText"/>
+      </w:pPr>
+      <w:r>
+        <w:t xml:space="preserve">디마: 모르겠어요, 지금 볼게요. 마흔한 개, 전부 칸 얘기예요. 「고마워요」는 하나도 없어요.</w:t>
+      </w:r>
+    </w:p>
+    <w:p>
+      <w:pPr>
+        <w:pStyle w:val="BodyText"/>
+      </w:pPr>
+      <w:r>
+        <w:t xml:space="preserve">조야: 저는 매주 「고마워요」라고 썼어요. 하지만 저는 그냥 조야고, 그 애는 모스크바가 써 주길 기다렸어요.</w:t>
+      </w:r>
+    </w:p>
+    <w:p>
+      <w:pPr>
+        <w:pStyle w:val="BodyText"/>
+      </w:pPr>
+      <w:r>
+        <w:t xml:space="preserve">이리나: 그 사람에게 모스크바는 누구예요? 우리? 당신? 디마?</w:t>
+      </w:r>
+    </w:p>
+    <w:p>
+      <w:pPr>
+        <w:pStyle w:val="BodyText"/>
+      </w:pPr>
+      <w:r>
+        <w:t xml:space="preserve">조야: 그 애에게 모스크바는 아침 8시에 화면에 나오는 모든 사람, 한 번도 직접 본 적 없는 사람, 새벽 2시나 근무 끝난 정오에 메시지를 보내는 사람이에요. 그 애에게 모스크바는 도시가 아니에요. 늘 불만에 찬 목소리예요.</w:t>
+      </w:r>
+    </w:p>
+    <w:p>
+      <w:pPr>
+        <w:pStyle w:val="BodyText"/>
+      </w:pPr>
+      <w:r>
+        <w:t xml:space="preserve">알렉세이: 새벽 2시라… 디마, 넌 보통 몇 시에 칸 얘기를 써?</w:t>
+      </w:r>
+    </w:p>
+    <w:p>
+      <w:pPr>
+        <w:pStyle w:val="BodyText"/>
+      </w:pPr>
+      <w:r>
+        <w:t xml:space="preserve">디마: 모스크바 시간 아침 8시요. 그쪽은… 낮 12시, 근무 끝나고 자는 시간이에요.</w:t>
+      </w:r>
+    </w:p>
+    <w:p>
+      <w:pPr>
+        <w:pStyle w:val="BodyText"/>
+      </w:pPr>
+      <w:r>
+        <w:t xml:space="preserve">알렉세이: 그리고 네 「왜 비어 있죠」에 잠이 깨는 거지.</w:t>
+      </w:r>
+    </w:p>
+    <w:p>
+      <w:pPr>
+        <w:pStyle w:val="BodyText"/>
+      </w:pPr>
+      <w:r>
+        <w:t xml:space="preserve">키릴: 제가 말해도 될까요? 어제 3월 한 달 회사 메시지를 다 세 봤어요. 40퍼센트가 근무 시간 밖의 사람들에게 가요. 블라디보스토크는 새벽 2시에, 노보시비르스크는 야간조가 자는 점심때, 카잔은 금요일 기도 시간에 업무를 받아요.</w:t>
+      </w:r>
+    </w:p>
+    <w:p>
+      <w:pPr>
+        <w:pStyle w:val="BodyText"/>
+      </w:pPr>
+      <w:r>
+        <w:t xml:space="preserve">올가: 그건 법 문제이기도 해요. 원격 근로자에 대해선 노동법 49-1장이 있어요. 사용자와의 소통 시간을 연락 방식과 답변 기한과 함께 계약서에 명시해야 해요. 그런데 우린 아무에게도, 단 한 사람에게도 명시하지 않았어요.</w:t>
+      </w:r>
+    </w:p>
+    <w:p>
+      <w:pPr>
+        <w:pStyle w:val="BodyText"/>
+      </w:pPr>
+      <w:r>
+        <w:t xml:space="preserve">이리나: 아무에게도요? 예순 명 중 한 명도요?</w:t>
+      </w:r>
+    </w:p>
+    <w:p>
+      <w:pPr>
+        <w:pStyle w:val="BodyText"/>
+      </w:pPr>
+      <w:r>
+        <w:t xml:space="preserve">올가: 아무에게도요. 급하게 채용했거든요. 계약서엔 블라디보스토크까지도 「모스크바 시간 기준」이라고 돼 있어요. 제 실수예요.</w:t>
+      </w:r>
+    </w:p>
+    <w:p>
+      <w:pPr>
+        <w:pStyle w:val="BodyText"/>
+      </w:pPr>
+      <w:r>
+        <w:t xml:space="preserve">안톤: 안톤인데요, 연결돼 있어요. 끼어들어서 죄송해요. 솔직히 말해도 될까요? 모스크바 시간에 맞추면 저는 이쪽 시간으로 오후 2시부터 밤 11시까지 일해요. 딸이 저를 전혀 못 봐요. 그게 당연한 줄 알고 입 다물고 있었어요. 「모스크바」니까요.</w:t>
+      </w:r>
+    </w:p>
+    <w:p>
+      <w:pPr>
+        <w:pStyle w:val="BodyText"/>
+      </w:pPr>
+      <w:r>
+        <w:t xml:space="preserve">알렉세이: 안톤, 왜 그동안 아무 말도 안 했어요?</w:t>
+      </w:r>
+    </w:p>
+    <w:p>
+      <w:pPr>
+        <w:pStyle w:val="BodyText"/>
+      </w:pPr>
+      <w:r>
+        <w:t xml:space="preserve">안톤: 블라디보스토크엔 저 혼자고, 모스크바엔 서른 명이 있으니까요. 혼자는 불평하지 않아요. 혼자는 참아요.</w:t>
+      </w:r>
+    </w:p>
+    <w:p>
+      <w:pPr>
+        <w:pStyle w:val="BodyText"/>
+      </w:pPr>
+      <w:r>
+        <w:t xml:space="preserve">알렉세이: 혼자는 참는다… 40년 동안 혼자서 마을 네 곳을 맡았던 할머니처럼요.</w:t>
+      </w:r>
+    </w:p>
+    <w:p>
+      <w:pPr>
+        <w:pStyle w:val="BodyText"/>
+      </w:pPr>
+      <w:r>
+        <w:t xml:space="preserve">안톤: 할머니를 뵌 적은 없지만, 그분을 잘 이해할 것 같아요.</w:t>
+      </w:r>
+    </w:p>
+    <w:p>
+      <w:pPr>
+        <w:pStyle w:val="BodyText"/>
+      </w:pPr>
+      <w:r>
+        <w:t xml:space="preserve">조야: 알랴가 한마디 더 했는데 적어 뒀어요. 「밤엔 사람을 살리는데, 낮엔 저는 아무것도 아니에요」.</w:t>
+      </w:r>
+    </w:p>
+    <w:p>
+      <w:pPr>
+        <w:pStyle w:val="BodyText"/>
+      </w:pPr>
+      <w:r>
+        <w:t xml:space="preserve">디마: 지금 바로 전화해서 사과할게요.</w:t>
+      </w:r>
+    </w:p>
+    <w:p>
+      <w:pPr>
+        <w:pStyle w:val="BodyText"/>
+      </w:pPr>
+      <w:r>
+        <w:t xml:space="preserve">조야: 지금은 안 돼요. 거긴 오후 3시라 자고 있어요. 또 깨우게 될 거예요.</w:t>
+      </w:r>
+    </w:p>
+    <w:p>
+      <w:pPr>
+        <w:pStyle w:val="BodyText"/>
+      </w:pPr>
+      <w:r>
+        <w:t xml:space="preserve">디마: 또요, 보세요. 전 사과조차 제때 못 해요.</w:t>
+      </w:r>
+    </w:p>
+    <w:p>
+      <w:pPr>
+        <w:pStyle w:val="BodyText"/>
+      </w:pPr>
+      <w:r>
+        <w:t xml:space="preserve">알렉세이: 잠깐, 디마. 사과하는 건 옳아. 하지만 「고마워요」 한 번으론 아무것도 낫지 않아. 아픈 건 알랴가 아니라 우리야. 1년 만에 스무 명에서 예순 명이 됐는데, 아직도 한 방에 스무 명이 있는 것처럼 일하고 있어.</w:t>
+      </w:r>
+    </w:p>
+    <w:p>
+      <w:pPr>
+        <w:pStyle w:val="BodyText"/>
+      </w:pPr>
+      <w:r>
+        <w:t xml:space="preserve">이리나: 그리고 모두가 같은 시간대에 사는 것처럼요.</w:t>
+      </w:r>
+    </w:p>
+    <w:p>
+      <w:pPr>
+        <w:pStyle w:val="BodyText"/>
+      </w:pPr>
+      <w:r>
+        <w:t xml:space="preserve">알렉세이: 같은 시간대에요. 할머니가 토요일에 그러셨어요. 「시간대는 열하나인데 넌 하나야」. 제 잠 얘기인 줄 알았는데, 회사 전체 얘기였어요. 우린 예순 명인데, 아무 때나 모두에게 메시지를 보내는 지친 한 사람처럼 일해요.</w:t>
+      </w:r>
+    </w:p>
+    <w:p>
+      <w:pPr>
+        <w:pStyle w:val="BodyText"/>
+      </w:pPr>
+      <w:r>
+        <w:t xml:space="preserve">올가: 그럼 규칙을 담은 문서가 필요해요. 판지가 아니라 계약서에요. 추가 합의서 예순 개요.</w:t>
+      </w:r>
+    </w:p>
+    <w:p>
+      <w:pPr>
+        <w:pStyle w:val="BodyText"/>
+      </w:pPr>
+      <w:r>
+        <w:t xml:space="preserve">알렉세이: 올가 페트로브나, 규칙은 좋아요. 하지만 사람이 먼저예요. 조야, 노보시비르스크에 가 줄 수 있어요?</w:t>
+      </w:r>
+    </w:p>
+    <w:p>
+      <w:pPr>
+        <w:pStyle w:val="BodyText"/>
+      </w:pPr>
+      <w:r>
+        <w:t xml:space="preserve">조야: 제가요? 왜 당신이나 디마가 아니고요?</w:t>
+      </w:r>
+    </w:p>
+    <w:p>
+      <w:pPr>
+        <w:pStyle w:val="BodyText"/>
+      </w:pPr>
+      <w:r>
+        <w:t xml:space="preserve">알렉세이: 당신이 가르쳤고, 그 사람이 당신을 믿으니까요. 내가 가면 「모스크바가 검사하러 왔다」가 되고, 디마가 가면 「모스크바가 사과하러 왔다」가 돼요. 당신이 가면 그냥 「조야가 왔다」가 되고, 지금 그 사람에게 필요한 게 바로 그거예요.</w:t>
+      </w:r>
+    </w:p>
+    <w:p>
+      <w:pPr>
+        <w:pStyle w:val="BodyText"/>
+      </w:pPr>
+      <w:r>
+        <w:t xml:space="preserve">조야: 좋아요, 갈게요. 하지만 모스크바의 「고마워요」 없이는 결국 안 남을 거예요. 전 알아요.</w:t>
       </w:r>
     </w:p>
     <w:bookmarkEnd w:id="34"/>
@@ -4142,87 +4142,87 @@
         <w:pStyle w:val="FirstParagraph"/>
       </w:pPr>
       <w:r>
-        <w:t xml:space="preserve">이리나: 자. 원격 팀. 60명. 시간대 열한 개 중 일곱 개. 규칙을 씁시다.</w:t>
-      </w:r>
-    </w:p>
-    <w:p>
-      <w:pPr>
-        <w:pStyle w:val="BodyText"/>
-      </w:pPr>
-      <w:r>
-        <w:t xml:space="preserve">키릴: 창부터 시작하죠. 모두가 일하는 공통 시간. 계산했어요. 모스크바 10시부터 12시. 블라디보스토크 — 저녁 5시부터 7시. 노보시비르스크 — 2시부터 4시. 다 깨어 있어요.</w:t>
-      </w:r>
-    </w:p>
-    <w:p>
-      <w:pPr>
-        <w:pStyle w:val="BodyText"/>
-      </w:pPr>
-      <w:r>
-        <w:t xml:space="preserve">디마: 노보시비르스크 야간조는?</w:t>
-      </w:r>
-    </w:p>
-    <w:p>
-      <w:pPr>
-        <w:pStyle w:val="BodyText"/>
-      </w:pPr>
-      <w:r>
-        <w:t xml:space="preserve">키릴: 야간조는 — 예외. 그들만의 창. 그들의 아침, 자기 전. 노보시비르스크 아침 9시. 모스크바 5시.</w:t>
-      </w:r>
-    </w:p>
-    <w:p>
-      <w:pPr>
-        <w:pStyle w:val="BodyText"/>
-      </w:pPr>
-      <w:r>
-        <w:t xml:space="preserve">알렉세이: 새벽 5시. 새벽 5시에 누가 연결해요?</w:t>
-      </w:r>
-    </w:p>
-    <w:p>
-      <w:pPr>
-        <w:pStyle w:val="BodyText"/>
-      </w:pPr>
-      <w:r>
-        <w:t xml:space="preserve">조야: 내가요. 어차피 5시에 일어나요. 중환자실 20년. 몸이 안 바뀌었어요.</w:t>
-      </w:r>
-    </w:p>
-    <w:p>
-      <w:pPr>
-        <w:pStyle w:val="BodyText"/>
-      </w:pPr>
-      <w:r>
-        <w:t xml:space="preserve">알렉세이: 규칙 하나. 창 — 모스크바 10시부터 12시. 공통 사항은 — 창 안에서만. 규칙 둘. 그 사람의 근무 시간 밖엔 — 침묵. 새벽 2시에 「칸이 비어 있다」 같은 건 없음. 상담선만 예외. 상담선은 — 신성해요, 이건 해당 안 돼요.</w:t>
-      </w:r>
-    </w:p>
-    <w:p>
-      <w:pPr>
-        <w:pStyle w:val="BodyText"/>
-      </w:pPr>
-      <w:r>
-        <w:t xml:space="preserve">올가: 그걸 추가 합의서에 넣을게요. 「소통 시간」. 현지 시간 기준. 한 사람씩 따로. 60번.</w:t>
-      </w:r>
-    </w:p>
-    <w:p>
-      <w:pPr>
-        <w:pStyle w:val="BodyText"/>
-      </w:pPr>
-      <w:r>
-        <w:t xml:space="preserve">이리나: 셋. 출장. 창업자마다 — 매달 지역 하나. 영업 말고. 옆에 앉아 있기. 하루.</w:t>
-      </w:r>
-    </w:p>
-    <w:p>
-      <w:pPr>
-        <w:pStyle w:val="BodyText"/>
-      </w:pPr>
-      <w:r>
-        <w:t xml:space="preserve">디마: 넷째는 제가 해도 돼요? 칸 얘기. 먼저 「고마워요」. 그다음 「칸」. 항상 이 순서로. 칸이 중요해도.</w:t>
-      </w:r>
-    </w:p>
-    <w:p>
-      <w:pPr>
-        <w:pStyle w:val="BodyText"/>
-      </w:pPr>
-      <w:r>
-        <w:t xml:space="preserve">조야: 아주 중요해도요?</w:t>
+        <w:t xml:space="preserve">이리나: 자, 원격 팀이에요. 예순 명, 시간대 열하나 중 일곱 개. 규칙을 써 봐요.</w:t>
+      </w:r>
+    </w:p>
+    <w:p>
+      <w:pPr>
+        <w:pStyle w:val="BodyText"/>
+      </w:pPr>
+      <w:r>
+        <w:t xml:space="preserve">키릴: 창부터 시작하자고 제안해요. 모두가 일하는 공통 시간이요. 계산해 봤어요. 모스크바 시간 10시부터 12시까지요. 블라디보스토크는 저녁 5시부터 7시, 노보시비르스크는 2시부터 4시라 모두 깨어 있어요.</w:t>
+      </w:r>
+    </w:p>
+    <w:p>
+      <w:pPr>
+        <w:pStyle w:val="BodyText"/>
+      </w:pPr>
+      <w:r>
+        <w:t xml:space="preserve">디마: 그럼 노보시비르스크 야간조는요?</w:t>
+      </w:r>
+    </w:p>
+    <w:p>
+      <w:pPr>
+        <w:pStyle w:val="BodyText"/>
+      </w:pPr>
+      <w:r>
+        <w:t xml:space="preserve">키릴: 야간조는 예외라 따로 창이 있어요. 자기 전 그쪽 아침, 노보시비르스크 시간 9시, 그러니까 모스크바 시간 5시요.</w:t>
+      </w:r>
+    </w:p>
+    <w:p>
+      <w:pPr>
+        <w:pStyle w:val="BodyText"/>
+      </w:pPr>
+      <w:r>
+        <w:t xml:space="preserve">알렉세이: 새벽 5시요? 새벽 5시에 누가 연락을 받아요?</w:t>
+      </w:r>
+    </w:p>
+    <w:p>
+      <w:pPr>
+        <w:pStyle w:val="BodyText"/>
+      </w:pPr>
+      <w:r>
+        <w:t xml:space="preserve">조야: 저요. 어차피 5시에 일어나요. 중환자실에서 20년 일했더니 몸이 안 바뀌더라고요.</w:t>
+      </w:r>
+    </w:p>
+    <w:p>
+      <w:pPr>
+        <w:pStyle w:val="BodyText"/>
+      </w:pPr>
+      <w:r>
+        <w:t xml:space="preserve">알렉세이: 규칙 1. 창은 모스크바 시간 10시부터 12시까지, 공통 업무는 창 안에서만. 규칙 2. 각자의 근무 시간 밖엔 침묵. 새벽 2시에 「칸이 비었어요」는 금지. 상담선만 예외예요. 상담선은 신성하니까 해당 안 돼요.</w:t>
+      </w:r>
+    </w:p>
+    <w:p>
+      <w:pPr>
+        <w:pStyle w:val="BodyText"/>
+      </w:pPr>
+      <w:r>
+        <w:t xml:space="preserve">올가: 그걸 추가 합의서에 현지 시간 기준 「소통 시간」으로 넣을게요. 한 사람씩 따로, 예순 번이요.</w:t>
+      </w:r>
+    </w:p>
+    <w:p>
+      <w:pPr>
+        <w:pStyle w:val="BodyText"/>
+      </w:pPr>
+      <w:r>
+        <w:t xml:space="preserve">이리나: 셋째, 출장이요. 창업자는 매달 한 지역에 가요. 팔러 가는 게 아니라 하루 동안 사람들 곁에 앉아 있으러요.</w:t>
+      </w:r>
+    </w:p>
+    <w:p>
+      <w:pPr>
+        <w:pStyle w:val="BodyText"/>
+      </w:pPr>
+      <w:r>
+        <w:t xml:space="preserve">디마: 넷째 해도 돼요, 제 거요? 「칸」에 관해서요. 먼저 「고마워요」, 그다음 「칸」. 항상 그 순서로요. 칸이 중요해도요.</w:t>
+      </w:r>
+    </w:p>
+    <w:p>
+      <w:pPr>
+        <w:pStyle w:val="BodyText"/>
+      </w:pPr>
+      <w:r>
+        <w:t xml:space="preserve">조야: 칸이 아주 중요해도요, 드미트리 세르게예비치?</w:t>
       </w:r>
     </w:p>
     <w:p>
@@ -4238,143 +4238,143 @@
         <w:pStyle w:val="BodyText"/>
       </w:pPr>
       <w:r>
-        <w:t xml:space="preserve">키릴: 다섯째. 해도 돼요? 공통 채팅에 — 채널 「봤어요」. 매주 금요일 리더마다 자기 사람이 한 일 하나를 써요. 이름과 성을 넣어서. 톨마초보의 세묘니치처럼: 「하역원들」 대신 이름. 사람은 자기 이름이 있는 걸 아끼기 시작해요.</w:t>
-      </w:r>
-    </w:p>
-    <w:p>
-      <w:pPr>
-        <w:pStyle w:val="BodyText"/>
-      </w:pPr>
-      <w:r>
-        <w:t xml:space="preserve">알렉세이: 「봤어요」. 좋은 이름이네. 올가 페트로브나, 이건 바보 같은 중요한 단어 아니에요?</w:t>
-      </w:r>
-    </w:p>
-    <w:p>
-      <w:pPr>
-        <w:pStyle w:val="BodyText"/>
-      </w:pPr>
-      <w:r>
-        <w:t xml:space="preserve">올가: 그냥 중요한 단어예요. 바보 같은 데가 없어요. 오히려 서운하네요.</w:t>
-      </w:r>
-    </w:p>
-    <w:p>
-      <w:pPr>
-        <w:pStyle w:val="BodyText"/>
-      </w:pPr>
-      <w:r>
-        <w:t xml:space="preserve">키릴: 서운해요? 왜요?</w:t>
-      </w:r>
-    </w:p>
-    <w:p>
-      <w:pPr>
-        <w:pStyle w:val="BodyText"/>
-      </w:pPr>
-      <w:r>
-        <w:t xml:space="preserve">올가: 지우고 싶었는데. 안 되니까요.</w:t>
-      </w:r>
-    </w:p>
-    <w:p>
-      <w:pPr>
-        <w:pStyle w:val="BodyText"/>
-      </w:pPr>
-      <w:r>
-        <w:t xml:space="preserve">이리나: 여섯. 돈. 창업자 출장 — 월 30만. 추가 합의서 — 변호사 일주일. 창 — 무료. 「고마워요」 — 무료.</w:t>
-      </w:r>
-    </w:p>
-    <w:p>
-      <w:pPr>
-        <w:pStyle w:val="BodyText"/>
-      </w:pPr>
-      <w:r>
-        <w:t xml:space="preserve">알렉세이: 가장 비싼 건 — 무료. 늘 그렇듯.</w:t>
-      </w:r>
-    </w:p>
-    <w:p>
-      <w:pPr>
-        <w:pStyle w:val="BodyText"/>
-      </w:pPr>
-      <w:r>
-        <w:t xml:space="preserve">디마: 아침 8시 화상회의는요? 월요일 거. 안 되잖아요. 화면 쉰여섯 칸, 카메라 꺼짐.</w:t>
-      </w:r>
-    </w:p>
-    <w:p>
-      <w:pPr>
-        <w:pStyle w:val="BodyText"/>
-      </w:pPr>
-      <w:r>
-        <w:t xml:space="preserve">알렉세이: 폐지. 그 형태로는. 한 달에 한 번. 창 안에서. 그리고 말하는 건 내가 아니야.</w:t>
-      </w:r>
-    </w:p>
-    <w:p>
-      <w:pPr>
-        <w:pStyle w:val="BodyText"/>
-      </w:pPr>
-      <w:r>
-        <w:t xml:space="preserve">이리나: 그럼 누가요?</w:t>
-      </w:r>
-    </w:p>
-    <w:p>
-      <w:pPr>
-        <w:pStyle w:val="BodyText"/>
-      </w:pPr>
-      <w:r>
-        <w:t xml:space="preserve">알렉세이: 지역들. 각자 — 1분. 뭘 봤는지. 모스크바는 침묵하고 들어요. 첫 번째 — 알랴. 동의한다면.</w:t>
-      </w:r>
-    </w:p>
-    <w:p>
-      <w:pPr>
-        <w:pStyle w:val="BodyText"/>
-      </w:pPr>
-      <w:r>
-        <w:t xml:space="preserve">조야: 그 전에 그만두지 않는다면요.</w:t>
-      </w:r>
-    </w:p>
-    <w:p>
-      <w:pPr>
-        <w:pStyle w:val="BodyText"/>
-      </w:pPr>
-      <w:r>
-        <w:t xml:space="preserve">알렉세이: 그래서 오늘 날아가는 거예요. 이리나, 표.</w:t>
-      </w:r>
-    </w:p>
-    <w:p>
-      <w:pPr>
-        <w:pStyle w:val="BodyText"/>
-      </w:pPr>
-      <w:r>
-        <w:t xml:space="preserve">이리나: 벌써 샀어요. 「가장 비싼 건 무료」라고 하실 때. 19시 40분 출발. 일당 — 700. 영수증 — 봉투에.</w:t>
-      </w:r>
-    </w:p>
-    <w:p>
-      <w:pPr>
-        <w:pStyle w:val="BodyText"/>
-      </w:pPr>
-      <w:r>
-        <w:t xml:space="preserve">조야: 봉투는 있어요. 키릴이 줬어요. 「영수증」이라고 쓴 거. 키릴 엄마가 준.</w:t>
-      </w:r>
-    </w:p>
-    <w:p>
-      <w:pPr>
-        <w:pStyle w:val="BodyText"/>
-      </w:pPr>
-      <w:r>
-        <w:t xml:space="preserve">올가: 마지막. 계약서. 60명 — 서명 60개. 한 사람 한 사람 직접 전화하고 싶어요. 일괄 발송 말고. 전화. 그 사람의 창에.</w:t>
-      </w:r>
-    </w:p>
-    <w:p>
-      <w:pPr>
-        <w:pStyle w:val="BodyText"/>
-      </w:pPr>
-      <w:r>
-        <w:t xml:space="preserve">알렉세이: 전화 60통이요?</w:t>
-      </w:r>
-    </w:p>
-    <w:p>
-      <w:pPr>
-        <w:pStyle w:val="BodyText"/>
-      </w:pPr>
-      <w:r>
-        <w:t xml:space="preserve">올가: 60통. 20년 동안 심사관들한테 전화했어요. 우리 사람 60명은 — 무섭지 않아요. 즐거운 일이에요.</w:t>
+        <w:t xml:space="preserve">키릴: 다섯째 해도 돼요? 전체 채팅에 「봤어요」 채널을 만들어요. 매주 금요일, 팀장마다 자기 팀원이 한 일 하나를 이름과 성을 넣어서 써요. 톨마초보의 세묘니치처럼, 「인부들」 대신 이름이요. 사람들은 자기 이름이 적힌 걸 아끼기 시작하거든요.</w:t>
+      </w:r>
+    </w:p>
+    <w:p>
+      <w:pPr>
+        <w:pStyle w:val="BodyText"/>
+      </w:pPr>
+      <w:r>
+        <w:t xml:space="preserve">알렉세이: 「봤어요」, 좋은 이름이네. 올가 페트로브나, 이것도 유치하고 중요한 말 아니에요?</w:t>
+      </w:r>
+    </w:p>
+    <w:p>
+      <w:pPr>
+        <w:pStyle w:val="BodyText"/>
+      </w:pPr>
+      <w:r>
+        <w:t xml:space="preserve">올가: 그냥 중요한 말이에요. 유치한 데가 하나도 없어요. 솔직히 좀 억울하네요.</w:t>
+      </w:r>
+    </w:p>
+    <w:p>
+      <w:pPr>
+        <w:pStyle w:val="BodyText"/>
+      </w:pPr>
+      <w:r>
+        <w:t xml:space="preserve">키릴: 억울하세요? 왜요, 올가 페트로브나?</w:t>
+      </w:r>
+    </w:p>
+    <w:p>
+      <w:pPr>
+        <w:pStyle w:val="BodyText"/>
+      </w:pPr>
+      <w:r>
+        <w:t xml:space="preserve">올가: 지우고 싶었는데, 도저히 안 되니까요.</w:t>
+      </w:r>
+    </w:p>
+    <w:p>
+      <w:pPr>
+        <w:pStyle w:val="BodyText"/>
+      </w:pPr>
+      <w:r>
+        <w:t xml:space="preserve">이리나: 여섯째, 돈이요. 창업자 출장은 월 30만, 추가 합의서는 변호사 일주일. 창은 공짜고, 「고마워요」도 공짜예요.</w:t>
+      </w:r>
+    </w:p>
+    <w:p>
+      <w:pPr>
+        <w:pStyle w:val="BodyText"/>
+      </w:pPr>
+      <w:r>
+        <w:t xml:space="preserve">알렉세이: 가장 비싼 건 공짜네요. 인생이 늘 그렇듯이요.</w:t>
+      </w:r>
+    </w:p>
+    <w:p>
+      <w:pPr>
+        <w:pStyle w:val="BodyText"/>
+      </w:pPr>
+      <w:r>
+        <w:t xml:space="preserve">디마: 그럼 월요일 아침 8시 회의는요? 안 되잖아요. 네모 쉰여섯 개에 카메라는 꺼져 있고요.</w:t>
+      </w:r>
+    </w:p>
+    <w:p>
+      <w:pPr>
+        <w:pStyle w:val="BodyText"/>
+      </w:pPr>
+      <w:r>
+        <w:t xml:space="preserve">알렉세이: 그런 식으론 폐지해요. 한 달에 한 번, 창 안에서 하고, 말은 내가 안 해요.</w:t>
+      </w:r>
+    </w:p>
+    <w:p>
+      <w:pPr>
+        <w:pStyle w:val="BodyText"/>
+      </w:pPr>
+      <w:r>
+        <w:t xml:space="preserve">이리나: 그럼 누가 말해요?</w:t>
+      </w:r>
+    </w:p>
+    <w:p>
+      <w:pPr>
+        <w:pStyle w:val="BodyText"/>
+      </w:pPr>
+      <w:r>
+        <w:t xml:space="preserve">알렉세이: 지역들이요. 각자 1분씩, 무엇을 봤는지. 모스크바는 입 다물고 들어요. 첫 번째는 알랴예요, 동의한다면요.</w:t>
+      </w:r>
+    </w:p>
+    <w:p>
+      <w:pPr>
+        <w:pStyle w:val="BodyText"/>
+      </w:pPr>
+      <w:r>
+        <w:t xml:space="preserve">조야: 물론 그전에 그만두지 않는다면요.</w:t>
+      </w:r>
+    </w:p>
+    <w:p>
+      <w:pPr>
+        <w:pStyle w:val="BodyText"/>
+      </w:pPr>
+      <w:r>
+        <w:t xml:space="preserve">알렉세이: 그래서 오늘 가시는 거예요. 이리나, 표가 필요해요.</w:t>
+      </w:r>
+    </w:p>
+    <w:p>
+      <w:pPr>
+        <w:pStyle w:val="BodyText"/>
+      </w:pPr>
+      <w:r>
+        <w:t xml:space="preserve">이리나: 「가장 비싼 건 공짜」라고 하시는 동안 벌써 샀어요. 19시 40분 출발, 일당 700, 영수증은 봉투에.</w:t>
+      </w:r>
+    </w:p>
+    <w:p>
+      <w:pPr>
+        <w:pStyle w:val="BodyText"/>
+      </w:pPr>
+      <w:r>
+        <w:t xml:space="preserve">조야: 봉투는 있어요. 키릴이 「영수증」이라고 적힌 걸 줬어요, 어머니가 주신 거래요.</w:t>
+      </w:r>
+    </w:p>
+    <w:p>
+      <w:pPr>
+        <w:pStyle w:val="BodyText"/>
+      </w:pPr>
+      <w:r>
+        <w:t xml:space="preserve">올가: 마지막으로 계약서요. 예순 명이면 서명도 예순 개고, 한 사람 한 사람에게 직접 전화하고 싶어요. 일괄 발송 말고, 각자의 창 시간에 전화로요.</w:t>
+      </w:r>
+    </w:p>
+    <w:p>
+      <w:pPr>
+        <w:pStyle w:val="BodyText"/>
+      </w:pPr>
+      <w:r>
+        <w:t xml:space="preserve">알렉세이: 전화 예순 통이요? 정말이에요, 올가 페트로브나?</w:t>
+      </w:r>
+    </w:p>
+    <w:p>
+      <w:pPr>
+        <w:pStyle w:val="BodyText"/>
+      </w:pPr>
+      <w:r>
+        <w:t xml:space="preserve">올가: 예순 통이요. 20년 동안 심사관들한테 전화했는데, 우리 사람 예순 명쯤이야 무섭기는커녕 즐겁죠.</w:t>
       </w:r>
     </w:p>
     <w:bookmarkEnd w:id="35"/>
@@ -4392,191 +4392,191 @@
         <w:pStyle w:val="FirstParagraph"/>
       </w:pPr>
       <w:r>
-        <w:t xml:space="preserve">조야: 알렉세이 니콜라예비치, 연결됐어요? 알랴 옆에 있어요. 근무 끝난 아침이에요. 직접 말하고 싶대요.</w:t>
-      </w:r>
-    </w:p>
-    <w:p>
-      <w:pPr>
-        <w:pStyle w:val="BodyText"/>
-      </w:pPr>
-      <w:r>
-        <w:t xml:space="preserve">알랴: 안녕하세요. 생각도 못 했어요… 모스크바가… 거긴 새벽 5시잖아요?</w:t>
-      </w:r>
-    </w:p>
-    <w:p>
-      <w:pPr>
-        <w:pStyle w:val="BodyText"/>
-      </w:pPr>
-      <w:r>
-        <w:t xml:space="preserve">알렉세이: 알랴, 여긴 새벽 5시예요. 일부러 일어났어요. 이건 당신의 창이에요. 내 창이 아니라. 그래야 맞는 거예요.</w:t>
-      </w:r>
-    </w:p>
-    <w:p>
-      <w:pPr>
-        <w:pStyle w:val="BodyText"/>
-      </w:pPr>
-      <w:r>
-        <w:t xml:space="preserve">알랴: 조야 미하일로브나가 오셨어요. 밤에. 근무 내내 옆에 계셨어요. 전화 여섯 통. 한 번도 고치지 않으셨어요. 고개만 끄덕이셨어요.</w:t>
-      </w:r>
-    </w:p>
-    <w:p>
-      <w:pPr>
-        <w:pStyle w:val="BodyText"/>
-      </w:pPr>
-      <w:r>
-        <w:t xml:space="preserve">조야: 고칠 게 없었어요. 다 맞았어요. 그렇게 말했어요.</w:t>
-      </w:r>
-    </w:p>
-    <w:p>
-      <w:pPr>
-        <w:pStyle w:val="BodyText"/>
-      </w:pPr>
-      <w:r>
-        <w:t xml:space="preserve">알렉세이: 알랴, 편지 읽었어요. 「저는 표의 칸이에요」. 맞아요. 우리가 당신을 칸으로 만들었어요. 악의가 아니라 — 서두름 때문에. 하지만 서두름도 아프게 해요. 당신 잘못이 아니에요. 우리 잘못. 내 잘못. 미안해요.</w:t>
-      </w:r>
-    </w:p>
-    <w:p>
-      <w:pPr>
-        <w:pStyle w:val="BodyText"/>
-      </w:pPr>
-      <w:r>
-        <w:t xml:space="preserve">알랴: 사과하세요? 창업자가? 저한테?</w:t>
-      </w:r>
-    </w:p>
-    <w:p>
-      <w:pPr>
-        <w:pStyle w:val="BodyText"/>
-      </w:pPr>
-      <w:r>
-        <w:t xml:space="preserve">알렉세이: 창업자가. 당신에게. 당신은 첫날 밤에 케메로보 환자를 살렸어요. 마스터에게 코드를 물었고 — 우린 구세프를 찾았어요. 그건 당신의 근무, 당신의 질문이었어요. 그런데 모스크바는 그 뒤에 「칸이 비어 있다」고 보냈죠. 마흔한 번.</w:t>
-      </w:r>
-    </w:p>
-    <w:p>
-      <w:pPr>
-        <w:pStyle w:val="BodyText"/>
-      </w:pPr>
-      <w:r>
-        <w:t xml:space="preserve">디마: 알랴, 디마예요. 칸 얘기는 내가 썼어요. 「고마워요」는 하나도 없이. 미안해요. 배웠어요. 늦게.</w:t>
-      </w:r>
-    </w:p>
-    <w:p>
-      <w:pPr>
-        <w:pStyle w:val="BodyText"/>
-      </w:pPr>
-      <w:r>
-        <w:t xml:space="preserve">알랴: 드미트리 세르게예비치… 저를 싫어하시는 줄 알았어요.</w:t>
-      </w:r>
-    </w:p>
-    <w:p>
-      <w:pPr>
-        <w:pStyle w:val="BodyText"/>
-      </w:pPr>
-      <w:r>
-        <w:t xml:space="preserve">디마: 당신을 몰랐어요. 그게 더 나쁘죠. 이젠 알아요.</w:t>
-      </w:r>
-    </w:p>
-    <w:p>
-      <w:pPr>
-        <w:pStyle w:val="BodyText"/>
-      </w:pPr>
-      <w:r>
-        <w:t xml:space="preserve">알랴: 그럼… 그럼 오세요. 여름에. 근무를 보여 드릴게요.</w:t>
-      </w:r>
-    </w:p>
-    <w:p>
-      <w:pPr>
-        <w:pStyle w:val="BodyText"/>
-      </w:pPr>
-      <w:r>
-        <w:t xml:space="preserve">디마: 갈게요. 목록 없이. 케이크 들고.</w:t>
-      </w:r>
-    </w:p>
-    <w:p>
-      <w:pPr>
-        <w:pStyle w:val="BodyText"/>
-      </w:pPr>
-      <w:r>
-        <w:t xml:space="preserve">알렉세이: 알랴, 새 규칙이에요. 한 달에 한 번 — 전체 화상회의. 지역들이 말해요. 각자 1분. 첫 번째 — 당신. 남는다면.</w:t>
-      </w:r>
-    </w:p>
-    <w:p>
-      <w:pPr>
-        <w:pStyle w:val="BodyText"/>
-      </w:pPr>
-      <w:r>
-        <w:t xml:space="preserve">알랴: 첫 번째요? 1분? 60명 전부 앞에서?</w:t>
-      </w:r>
-    </w:p>
-    <w:p>
-      <w:pPr>
-        <w:pStyle w:val="BodyText"/>
-      </w:pPr>
-      <w:r>
-        <w:t xml:space="preserve">조야: 전부 앞에서. 내가 옆에 있을게요. 첫날 밤처럼.</w:t>
-      </w:r>
-    </w:p>
-    <w:p>
-      <w:pPr>
-        <w:pStyle w:val="BodyText"/>
-      </w:pPr>
-      <w:r>
-        <w:t xml:space="preserve">알랴: 무슨 말을 해요?</w:t>
-      </w:r>
-    </w:p>
-    <w:p>
-      <w:pPr>
-        <w:pStyle w:val="BodyText"/>
-      </w:pPr>
-      <w:r>
-        <w:t xml:space="preserve">알렉세이: 뭐가 보이는지. 환자에게 어떻게 묻는지. 「뭐가 보이세요?」 우리 모두 그걸 배워야 해요.</w:t>
-      </w:r>
-    </w:p>
-    <w:p>
-      <w:pPr>
-        <w:pStyle w:val="BodyText"/>
-      </w:pPr>
-      <w:r>
-        <w:t xml:space="preserve">알랴: 좋아요. 남을게요. 하지만 저도 조건이 있어요. 괜찮아요?</w:t>
-      </w:r>
-    </w:p>
-    <w:p>
-      <w:pPr>
-        <w:pStyle w:val="BodyText"/>
-      </w:pPr>
-      <w:r>
-        <w:t xml:space="preserve">알렉세이: 괜찮아요. 뭐예요?</w:t>
-      </w:r>
-    </w:p>
-    <w:p>
-      <w:pPr>
-        <w:pStyle w:val="BodyText"/>
-      </w:pPr>
-      <w:r>
-        <w:t xml:space="preserve">알랴: 야간조는 저 혼자가 아니에요. 셋이에요: 저, 리다, 림마. 셋 다 말하게 해 주세요. 20초씩. 그 둘도 모스크바에선 아무도 본 적 없어요. 림마는 모스크바가 아예 없다고 생각해요. 그냥 전화 속 목소리라고.</w:t>
-      </w:r>
-    </w:p>
-    <w:p>
-      <w:pPr>
-        <w:pStyle w:val="BodyText"/>
-      </w:pPr>
-      <w:r>
-        <w:t xml:space="preserve">알렉세이: 셋. 20초씩. 약속해요. 키릴, 적어 둬. 그리고 하나 더: 알랴, 이제 당신이 야간조 반장이에요. 시베리아의. 급여 인상과 함께.</w:t>
-      </w:r>
-    </w:p>
-    <w:p>
-      <w:pPr>
-        <w:pStyle w:val="BodyText"/>
-      </w:pPr>
-      <w:r>
-        <w:t xml:space="preserve">이리나: 이리나예요. 인상은 — 15퍼센트. 4월부터. 벌써 계산했어요. 언제 했는지는 묻지 마세요.</w:t>
-      </w:r>
-    </w:p>
-    <w:p>
-      <w:pPr>
-        <w:pStyle w:val="BodyText"/>
-      </w:pPr>
-      <w:r>
-        <w:t xml:space="preserve">알랴: 15… 이것 때문에 쓴 게 아닌데요.</w:t>
+        <w:t xml:space="preserve">조야: 알렉세이 니콜라예비치, 연결돼 있어요? 알랴 옆에 있어요. 근무 끝난 아침이고, 직접 말하고 싶대요.</w:t>
+      </w:r>
+    </w:p>
+    <w:p>
+      <w:pPr>
+        <w:pStyle w:val="BodyText"/>
+      </w:pPr>
+      <w:r>
+        <w:t xml:space="preserve">알랴: 안녕하세요. 생각도 못 했어요… 모스크바가… 그쪽 시간으로 새벽 5시에요?</w:t>
+      </w:r>
+    </w:p>
+    <w:p>
+      <w:pPr>
+        <w:pStyle w:val="BodyText"/>
+      </w:pPr>
+      <w:r>
+        <w:t xml:space="preserve">알렉세이: 알랴, 여긴 새벽 5시고, 일부러 일어났어요. 이건 당신의 창이에요. 내 창이 아니라. 원래 그래야 해요.</w:t>
+      </w:r>
+    </w:p>
+    <w:p>
+      <w:pPr>
+        <w:pStyle w:val="BodyText"/>
+      </w:pPr>
+      <w:r>
+        <w:t xml:space="preserve">알랴: 조야 미하일로브나가 밤에 날아오셔서 근무 내내 제 옆에 계셨어요. 전화가 여섯 통 왔는데, 한 번도 고치지 않으시고 고개만 끄덕이셨어요.</w:t>
+      </w:r>
+    </w:p>
+    <w:p>
+      <w:pPr>
+        <w:pStyle w:val="BodyText"/>
+      </w:pPr>
+      <w:r>
+        <w:t xml:space="preserve">조야: 고칠 게 없었어요, 다 맞았으니까요. 그렇게 말해 줬어요.</w:t>
+      </w:r>
+    </w:p>
+    <w:p>
+      <w:pPr>
+        <w:pStyle w:val="BodyText"/>
+      </w:pPr>
+      <w:r>
+        <w:t xml:space="preserve">알렉세이: 알랴, 편지 읽었어요. 「저는 표의 칸이에요」. 맞아요, 우리가 당신을 칸으로 만들었어요. 악의가 아니라 서두르다 그랬지만, 서두름도 상처를 줘요. 잘못은 당신이 아니라 우리에게, 나에게 있어요. 미안해요.</w:t>
+      </w:r>
+    </w:p>
+    <w:p>
+      <w:pPr>
+        <w:pStyle w:val="BodyText"/>
+      </w:pPr>
+      <w:r>
+        <w:t xml:space="preserve">알랴: 사과하시는 거예요? 창업자가 저한테요?</w:t>
+      </w:r>
+    </w:p>
+    <w:p>
+      <w:pPr>
+        <w:pStyle w:val="BodyText"/>
+      </w:pPr>
+      <w:r>
+        <w:t xml:space="preserve">알렉세이: 창업자가, 당신에게요. 당신은 첫날 밤에 케메로보 환자를 살렸어요. 마스터에게 코드를 물어서 우리가 구세프를 찾았어요. 당신의 근무, 당신의 질문이었어요. 그런데 모스크바는 그 뒤에 「칸이 비었어요」를 마흔한 번 보냈죠.</w:t>
+      </w:r>
+    </w:p>
+    <w:p>
+      <w:pPr>
+        <w:pStyle w:val="BodyText"/>
+      </w:pPr>
+      <w:r>
+        <w:t xml:space="preserve">디마: 알랴, 디마예요. 칸 얘기를 보낸 게 저고, 「고마워요」는 한 번도 안 썼어요. 미안해요. 늦었지만 배웠어요.</w:t>
+      </w:r>
+    </w:p>
+    <w:p>
+      <w:pPr>
+        <w:pStyle w:val="BodyText"/>
+      </w:pPr>
+      <w:r>
+        <w:t xml:space="preserve">알랴: 드미트리 세르게예비치… 저를 그냥 싫어하시는 줄 알았어요.</w:t>
+      </w:r>
+    </w:p>
+    <w:p>
+      <w:pPr>
+        <w:pStyle w:val="BodyText"/>
+      </w:pPr>
+      <w:r>
+        <w:t xml:space="preserve">디마: 그냥 몰랐어요. 그게 더 나쁘죠. 하지만 이제는 알아요.</w:t>
+      </w:r>
+    </w:p>
+    <w:p>
+      <w:pPr>
+        <w:pStyle w:val="BodyText"/>
+      </w:pPr>
+      <w:r>
+        <w:t xml:space="preserve">알랴: 그럼… 그럼 여름에 오세요. 근무가 어떻게 돌아가는지 보여 드릴게요.</w:t>
+      </w:r>
+    </w:p>
+    <w:p>
+      <w:pPr>
+        <w:pStyle w:val="BodyText"/>
+      </w:pPr>
+      <w:r>
+        <w:t xml:space="preserve">디마: 갈게요. 목록 없이, 대신 케이크 들고요, 약속해요.</w:t>
+      </w:r>
+    </w:p>
+    <w:p>
+      <w:pPr>
+        <w:pStyle w:val="BodyText"/>
+      </w:pPr>
+      <w:r>
+        <w:t xml:space="preserve">알렉세이: 알랴, 새 규칙이 있어요. 한 달에 한 번 전체 회의에서 지역이 말해요, 1분씩. 첫 번째는 당신이에요, 남아 준다면요.</w:t>
+      </w:r>
+    </w:p>
+    <w:p>
+      <w:pPr>
+        <w:pStyle w:val="BodyText"/>
+      </w:pPr>
+      <w:r>
+        <w:t xml:space="preserve">알랴: 첫 번째요? 예순 명 앞에서 1분이요?</w:t>
+      </w:r>
+    </w:p>
+    <w:p>
+      <w:pPr>
+        <w:pStyle w:val="BodyText"/>
+      </w:pPr>
+      <w:r>
+        <w:t xml:space="preserve">조야: 모두 앞에서요. 하지만 첫날 밤처럼 제가 옆에 있을게요.</w:t>
+      </w:r>
+    </w:p>
+    <w:p>
+      <w:pPr>
+        <w:pStyle w:val="BodyText"/>
+      </w:pPr>
+      <w:r>
+        <w:t xml:space="preserve">알랴: 그 1분 동안 뭐라고 해요?</w:t>
+      </w:r>
+    </w:p>
+    <w:p>
+      <w:pPr>
+        <w:pStyle w:val="BodyText"/>
+      </w:pPr>
+      <w:r>
+        <w:t xml:space="preserve">알렉세이: 당신이 무엇을 보는지, 그리고 환자에게 어떻게 「뭐가 보이세요?」라고 묻는지요. 우리 모두 그걸 배워야 해요.</w:t>
+      </w:r>
+    </w:p>
+    <w:p>
+      <w:pPr>
+        <w:pStyle w:val="BodyText"/>
+      </w:pPr>
+      <w:r>
+        <w:t xml:space="preserve">알랴: 좋아요, 남을게요. 그런데 저도 조건이 있어요. 괜찮을까요?</w:t>
+      </w:r>
+    </w:p>
+    <w:p>
+      <w:pPr>
+        <w:pStyle w:val="BodyText"/>
+      </w:pPr>
+      <w:r>
+        <w:t xml:space="preserve">알렉세이: 물론이죠. 무슨 조건이에요?</w:t>
+      </w:r>
+    </w:p>
+    <w:p>
+      <w:pPr>
+        <w:pStyle w:val="BodyText"/>
+      </w:pPr>
+      <w:r>
+        <w:t xml:space="preserve">알랴: 야간조는 저 혼자가 아니라 셋이에요. 저, 리다, 림마. 셋 다 20초씩 말하게 해 주세요. 그 사람들도 모스크바에서 아무도 본 적이 없거든요. 림마는 모스크바가 아예 없고 전화 속 목소리만 있다고 생각해요.</w:t>
+      </w:r>
+    </w:p>
+    <w:p>
+      <w:pPr>
+        <w:pStyle w:val="BodyText"/>
+      </w:pPr>
+      <w:r>
+        <w:t xml:space="preserve">알렉세이: 셋이서 20초씩, 좋아요. 키릴, 적어 둬. 그리고 알랴, 이제 당신이 시베리아 야간조 반장이에요. 급여 인상도 있어요.</w:t>
+      </w:r>
+    </w:p>
+    <w:p>
+      <w:pPr>
+        <w:pStyle w:val="BodyText"/>
+      </w:pPr>
+      <w:r>
+        <w:t xml:space="preserve">이리나: 이리나예요. 4월부터 15퍼센트 인상이에요. 벌써 계산했는데, 언제 했는지는 묻지 마세요.</w:t>
+      </w:r>
+    </w:p>
+    <w:p>
+      <w:pPr>
+        <w:pStyle w:val="BodyText"/>
+      </w:pPr>
+      <w:r>
+        <w:t xml:space="preserve">알랴: 15퍼센트… 이것 때문에 쓴 게 아닌데요, 정말로요.</w:t>
       </w:r>
     </w:p>
     <w:p>
@@ -4602,119 +4602,119 @@
         <w:pStyle w:val="FirstParagraph"/>
       </w:pPr>
       <w:r>
-        <w:t xml:space="preserve">이리나: 알렉세이, 집이세요? 하루 종일 전화가 꺼져 있었어요. 한 시간마다 확인했어요.</w:t>
-      </w:r>
-    </w:p>
-    <w:p>
-      <w:pPr>
-        <w:pStyle w:val="BodyText"/>
-      </w:pPr>
-      <w:r>
-        <w:t xml:space="preserve">알렉세이: 집이에요. 소스놉카에서 왔어요. 무슨 일 있었어요? 바로 말해요.</w:t>
-      </w:r>
-    </w:p>
-    <w:p>
-      <w:pPr>
-        <w:pStyle w:val="BodyText"/>
-      </w:pPr>
-      <w:r>
-        <w:t xml:space="preserve">이리나: 아무 일도요. 정말 아무 일도. 다 조용해요.</w:t>
-      </w:r>
-    </w:p>
-    <w:p>
-      <w:pPr>
-        <w:pStyle w:val="BodyText"/>
-      </w:pPr>
-      <w:r>
-        <w:t xml:space="preserve">알렉세이: 정말요? 하루 종일?</w:t>
-      </w:r>
-    </w:p>
-    <w:p>
-      <w:pPr>
-        <w:pStyle w:val="BodyText"/>
-      </w:pPr>
-      <w:r>
-        <w:t xml:space="preserve">이리나: 상담선 — 아홉 통, 전부 종료. 카잔 — 납품, 영상 5도. 블라디보스토크 — 안톤이 1년 만에 처음으로 6시에 퇴근했어요. 그리고 채널 「봤어요」에 썼어요: 「6시에 퇴근. 딸이 놀랐다」. 서른 명이 하트를 눌렀어요.</w:t>
-      </w:r>
-    </w:p>
-    <w:p>
-      <w:pPr>
-        <w:pStyle w:val="BodyText"/>
-      </w:pPr>
-      <w:r>
-        <w:t xml:space="preserve">알렉세이: 딸이 놀랐다. 어떤 보고서보다 나아요.</w:t>
-      </w:r>
-    </w:p>
-    <w:p>
-      <w:pPr>
-        <w:pStyle w:val="BodyText"/>
-      </w:pPr>
-      <w:r>
-        <w:t xml:space="preserve">이리나: 그리고 올가 페트로브나가 60통 중 52통을 걸었어요. 사람들이 울었대요. 세 명. 좋게 울었대요.</w:t>
-      </w:r>
-    </w:p>
-    <w:p>
-      <w:pPr>
-        <w:pStyle w:val="BodyText"/>
-      </w:pPr>
-      <w:r>
-        <w:t xml:space="preserve">알렉세이: 좋게 울었다. 그리고 할머니가 그러셨어요, 내 혈압이 130이라고. 1년 만에 처음이에요.</w:t>
-      </w:r>
-    </w:p>
-    <w:p>
-      <w:pPr>
-        <w:pStyle w:val="BodyText"/>
-      </w:pPr>
-      <w:r>
-        <w:t xml:space="preserve">이리나: 130. 적어 둘게요. 별도 표에. 「창업자. 혈압」.</w:t>
-      </w:r>
-    </w:p>
-    <w:p>
-      <w:pPr>
-        <w:pStyle w:val="BodyText"/>
-      </w:pPr>
-      <w:r>
-        <w:t xml:space="preserve">알렉세이: 이리나, 농담이죠?</w:t>
-      </w:r>
-    </w:p>
-    <w:p>
-      <w:pPr>
-        <w:pStyle w:val="BodyText"/>
-      </w:pPr>
-      <w:r>
-        <w:t xml:space="preserve">이리나: 아니요. 토요일에 만들었어요. 세 줄이에요. 당신이 — 첫째. 내가 — 둘째. 올가가 — 셋째.</w:t>
-      </w:r>
-    </w:p>
-    <w:p>
-      <w:pPr>
-        <w:pStyle w:val="BodyText"/>
-      </w:pPr>
-      <w:r>
-        <w:t xml:space="preserve">도윤: 료샤, 안녕. 2주 뒤에 모스크바에 가. 새 영업 부사장이랑. 그리고 계획을 들고.</w:t>
-      </w:r>
-    </w:p>
-    <w:p>
-      <w:pPr>
-        <w:pStyle w:val="BodyText"/>
-      </w:pPr>
-      <w:r>
-        <w:t xml:space="preserve">알렉세이: 판매 계획? 무슨 계획?</w:t>
-      </w:r>
-    </w:p>
-    <w:p>
-      <w:pPr>
-        <w:pStyle w:val="BodyText"/>
-      </w:pPr>
-      <w:r>
-        <w:t xml:space="preserve">도윤: 커. 아주 커. 올해의 세 배야. 이사회에서 봤어. 대표님은 말이 없으셨고. 료샤, 미리 알려 주고 싶었어. 친구로서, 세진으로서가 아니라. 아직 일요일이고 네가 쉬었을 때.</w:t>
-      </w:r>
-    </w:p>
-    <w:p>
-      <w:pPr>
-        <w:pStyle w:val="BodyText"/>
-      </w:pPr>
-      <w:r>
-        <w:t xml:space="preserve">알렉세이: 일요일에 알려 줘서 고마워. 그리고 친구로서 알려 줘서.</w:t>
+        <w:t xml:space="preserve">이리나: 알렉세이, 집이에요? 하루 종일 전화가 꺼져 있어서 매시간 확인했어요.</w:t>
+      </w:r>
+    </w:p>
+    <w:p>
+      <w:pPr>
+        <w:pStyle w:val="BodyText"/>
+      </w:pPr>
+      <w:r>
+        <w:t xml:space="preserve">알렉세이: 집이에요, 방금 소스놉카에서 돌아왔어요. 무슨 일이에요? 끌지 말고 바로 말해요.</w:t>
+      </w:r>
+    </w:p>
+    <w:p>
+      <w:pPr>
+        <w:pStyle w:val="BodyText"/>
+      </w:pPr>
+      <w:r>
+        <w:t xml:space="preserve">이리나: 아무 일도요, 정말 아무 일도 없어요. 다 조용해요.</w:t>
+      </w:r>
+    </w:p>
+    <w:p>
+      <w:pPr>
+        <w:pStyle w:val="BodyText"/>
+      </w:pPr>
+      <w:r>
+        <w:t xml:space="preserve">알렉세이: 정말 아무 일도요? 하루 종일요?</w:t>
+      </w:r>
+    </w:p>
+    <w:p>
+      <w:pPr>
+        <w:pStyle w:val="BodyText"/>
+      </w:pPr>
+      <w:r>
+        <w:t xml:space="preserve">이리나: 상담선 전화 아홉 통, 전부 종료. 카잔 납품, 영상 5도. 그리고 블라디보스토크의 안톤이 1년 만에 처음으로 6시에 퇴근해서 「봤어요」 채널에 썼어요. 「6시에 퇴근. 딸이 놀랐어요」. 서른 명이 하트를 눌렀어요.</w:t>
+      </w:r>
+    </w:p>
+    <w:p>
+      <w:pPr>
+        <w:pStyle w:val="BodyText"/>
+      </w:pPr>
+      <w:r>
+        <w:t xml:space="preserve">알렉세이: 「딸이 놀랐어요」라니, 내가 읽은 어떤 보고서보다 낫네요.</w:t>
+      </w:r>
+    </w:p>
+    <w:p>
+      <w:pPr>
+        <w:pStyle w:val="BodyText"/>
+      </w:pPr>
+      <w:r>
+        <w:t xml:space="preserve">이리나: 그리고 올가 페트로브나는 예순 통 중 쉰두 통을 걸었어요. 세 사람이 울었는데, 좋은 울음이었대요.</w:t>
+      </w:r>
+    </w:p>
+    <w:p>
+      <w:pPr>
+        <w:pStyle w:val="BodyText"/>
+      </w:pPr>
+      <w:r>
+        <w:t xml:space="preserve">알렉세이: 좋은 울음이라… 할머니가 제 혈압이 130이래요. 1년 만에 처음이에요.</w:t>
+      </w:r>
+    </w:p>
+    <w:p>
+      <w:pPr>
+        <w:pStyle w:val="BodyText"/>
+      </w:pPr>
+      <w:r>
+        <w:t xml:space="preserve">이리나: 130, 따로 표에 적어 둘게요. 「창업자. 혈압」.</w:t>
+      </w:r>
+    </w:p>
+    <w:p>
+      <w:pPr>
+        <w:pStyle w:val="BodyText"/>
+      </w:pPr>
+      <w:r>
+        <w:t xml:space="preserve">알렉세이: 이리나, 지금 농담하는 거죠?</w:t>
+      </w:r>
+    </w:p>
+    <w:p>
+      <w:pPr>
+        <w:pStyle w:val="BodyText"/>
+      </w:pPr>
+      <w:r>
+        <w:t xml:space="preserve">이리나: 아니요, 토요일에 만들었어요. 세 줄이에요. 당신이 첫째, 제가 둘째, 올가가 셋째.</w:t>
+      </w:r>
+    </w:p>
+    <w:p>
+      <w:pPr>
+        <w:pStyle w:val="BodyText"/>
+      </w:pPr>
+      <w:r>
+        <w:t xml:space="preserve">도윤: 료샤, 안녕. 2주 뒤에 모스크바에 가. 새 영업 부사장이랑, 계획을 들고.</w:t>
+      </w:r>
+    </w:p>
+    <w:p>
+      <w:pPr>
+        <w:pStyle w:val="BodyText"/>
+      </w:pPr>
+      <w:r>
+        <w:t xml:space="preserve">알렉세이: 판매 계획? 무슨 계획인데?</w:t>
+      </w:r>
+    </w:p>
+    <w:p>
+      <w:pPr>
+        <w:pStyle w:val="BodyText"/>
+      </w:pPr>
+      <w:r>
+        <w:t xml:space="preserve">도윤: 크게, 아주 크게. 올해의 세 배야. 이사회에서 봤는데 회장님은 말이 없으셨어. 료샤, 미리 알려 주고 싶었어. 세진으로서가 아니라 친구로서, 아직 일요일이고 네가 쉬었을 때.</w:t>
+      </w:r>
+    </w:p>
+    <w:p>
+      <w:pPr>
+        <w:pStyle w:val="BodyText"/>
+      </w:pPr>
+      <w:r>
+        <w:t xml:space="preserve">알렉세이: 일요일에 알려 줘서 고마워. 그리고 친구로서 말해 줘서 고마워.</w:t>
       </w:r>
     </w:p>
     <w:bookmarkEnd w:id="37"/>
